--- a/lessons/5-3/downloads/5-3-notes-teacher-l3.docx
+++ b/lessons/5-3/downloads/5-3-notes-teacher-l3.docx
@@ -1499,6 +1499,314 @@
         </w:tc>
       </w:tr>
     </w:tbl>
+    <w:tbl>
+      <w:tblPr>
+        <w:tblW w:type="pct" w:w="100%"/>
+        <w:tblBorders>
+          <w:top w:val="none" w:color="FFFFFF" w:sz="0"/>
+          <w:left w:val="none" w:color="FFFFFF" w:sz="0"/>
+          <w:bottom w:val="single" w:color="C7D2DD" w:sz="4"/>
+          <w:right w:val="none" w:color="FFFFFF" w:sz="0"/>
+          <w:insideH w:val="none" w:color="FFFFFF" w:sz="0"/>
+          <w:insideV w:val="none" w:color="FFFFFF" w:sz="0"/>
+        </w:tblBorders>
+      </w:tblPr>
+      <w:tblGrid>
+        <w:gridCol w:w="1800"/>
+        <w:gridCol w:w="7560"/>
+      </w:tblGrid>
+      <w:tr>
+        <w:trPr>
+          <w:cantSplit/>
+        </w:trPr>
+        <w:tc>
+          <w:tcPr>
+            <w:tcW w:type="dxa" w:w="1800"/>
+            <w:tcMar>
+              <w:top w:type="dxa" w:w="100"/>
+              <w:left w:type="dxa" w:w="40"/>
+              <w:bottom w:type="dxa" w:w="100"/>
+              <w:right w:type="dxa" w:w="120"/>
+            </w:tcMar>
+            <w:vAlign w:val="center"/>
+          </w:tcPr>
+          <w:p>
+            <w:pPr>
+              <w:spacing w:after="0"/>
+              <w:jc w:val="center"/>
+            </w:pPr>
+            <w:r>
+              <w:drawing>
+                <wp:inline distT="0" distB="0" distL="0" distR="0">
+                  <wp:extent cx="1047750" cy="790575"/>
+                  <wp:effectExtent t="0" r="0" b="0" l="0"/>
+                  <wp:docPr id="1" name="" descr="" title=""/>
+                  <wp:cNvGraphicFramePr>
+                    <a:graphicFrameLocks xmlns:a="http://schemas.openxmlformats.org/drawingml/2006/main" noChangeAspect="1"/>
+                  </wp:cNvGraphicFramePr>
+                  <a:graphic xmlns:a="http://schemas.openxmlformats.org/drawingml/2006/main">
+                    <a:graphicData uri="http://schemas.openxmlformats.org/drawingml/2006/picture">
+                      <pic:pic xmlns:pic="http://schemas.openxmlformats.org/drawingml/2006/picture">
+                        <pic:nvPicPr>
+                          <pic:cNvPr id="0" name="" descr=""/>
+                          <pic:cNvPicPr>
+                            <a:picLocks noChangeAspect="1" noChangeArrowheads="1"/>
+                          </pic:cNvPicPr>
+                        </pic:nvPicPr>
+                        <pic:blipFill>
+                          <a:blip r:embed="rId17" cstate="none"/>
+                          <a:srcRect/>
+                          <a:stretch>
+                            <a:fillRect/>
+                          </a:stretch>
+                        </pic:blipFill>
+                        <pic:spPr bwMode="auto">
+                          <a:xfrm>
+                            <a:off x="0" y="0"/>
+                            <a:ext cx="1047750" cy="790575"/>
+                          </a:xfrm>
+                          <a:prstGeom prst="rect">
+                            <a:avLst/>
+                          </a:prstGeom>
+                        </pic:spPr>
+                      </pic:pic>
+                    </a:graphicData>
+                  </a:graphic>
+                </wp:inline>
+              </w:drawing>
+            </w:r>
+          </w:p>
+        </w:tc>
+        <w:tc>
+          <w:tcPr>
+            <w:tcW w:type="dxa" w:w="7560"/>
+            <w:tcMar>
+              <w:top w:type="dxa" w:w="100"/>
+              <w:left w:type="dxa" w:w="40"/>
+              <w:bottom w:type="dxa" w:w="100"/>
+              <w:right w:type="dxa" w:w="40"/>
+            </w:tcMar>
+            <w:vAlign w:val="center"/>
+          </w:tcPr>
+          <w:p>
+            <w:pPr>
+              <w:spacing w:after="50"/>
+            </w:pPr>
+            <w:r>
+              <w:rPr>
+                <w:b/>
+                <w:bCs/>
+                <w:color w:val="12355B"/>
+                <w:sz w:val="24"/>
+                <w:szCs w:val="24"/>
+              </w:rPr>
+              <w:t xml:space="preserve">Decompose</w:t>
+            </w:r>
+            <w:r>
+              <w:rPr>
+                <w:i/>
+                <w:iCs/>
+                <w:color w:val="5F6F80"/>
+                <w:sz w:val="19"/>
+                <w:szCs w:val="19"/>
+              </w:rPr>
+              <w:t xml:space="preserve">   Descomponer</w:t>
+            </w:r>
+          </w:p>
+          <w:p>
+            <w:pPr>
+              <w:spacing w:after="40"/>
+            </w:pPr>
+            <w:r>
+              <w:rPr>
+                <w:sz w:val="21"/>
+                <w:szCs w:val="21"/>
+              </w:rPr>
+              <w:t xml:space="preserve">Break a figure into simpler shapes.</w:t>
+            </w:r>
+          </w:p>
+          <w:p>
+            <w:pPr>
+              <w:spacing w:after="0"/>
+            </w:pPr>
+            <w:r>
+              <w:rPr>
+                <w:b/>
+                <w:bCs/>
+                <w:color w:val="1FA6A2"/>
+                <w:sz w:val="18"/>
+                <w:szCs w:val="18"/>
+              </w:rPr>
+              <w:t xml:space="preserve">Example:  </w:t>
+            </w:r>
+            <w:r>
+              <w:rPr>
+                <w:i/>
+                <w:iCs/>
+                <w:color w:val="5F6F80"/>
+                <w:sz w:val="18"/>
+                <w:szCs w:val="18"/>
+              </w:rPr>
+              <w:t xml:space="preserve">A trapezoid = a rectangle + 2 triangles.</w:t>
+            </w:r>
+          </w:p>
+        </w:tc>
+      </w:tr>
+    </w:tbl>
+    <w:tbl>
+      <w:tblPr>
+        <w:tblW w:type="pct" w:w="100%"/>
+        <w:tblBorders>
+          <w:top w:val="none" w:color="FFFFFF" w:sz="0"/>
+          <w:left w:val="none" w:color="FFFFFF" w:sz="0"/>
+          <w:bottom w:val="single" w:color="C7D2DD" w:sz="4"/>
+          <w:right w:val="none" w:color="FFFFFF" w:sz="0"/>
+          <w:insideH w:val="none" w:color="FFFFFF" w:sz="0"/>
+          <w:insideV w:val="none" w:color="FFFFFF" w:sz="0"/>
+        </w:tblBorders>
+      </w:tblPr>
+      <w:tblGrid>
+        <w:gridCol w:w="1800"/>
+        <w:gridCol w:w="7560"/>
+      </w:tblGrid>
+      <w:tr>
+        <w:trPr>
+          <w:cantSplit/>
+        </w:trPr>
+        <w:tc>
+          <w:tcPr>
+            <w:tcW w:type="dxa" w:w="1800"/>
+            <w:tcMar>
+              <w:top w:type="dxa" w:w="100"/>
+              <w:left w:type="dxa" w:w="40"/>
+              <w:bottom w:type="dxa" w:w="100"/>
+              <w:right w:type="dxa" w:w="120"/>
+            </w:tcMar>
+            <w:vAlign w:val="center"/>
+          </w:tcPr>
+          <w:p>
+            <w:pPr>
+              <w:spacing w:after="0"/>
+              <w:jc w:val="center"/>
+            </w:pPr>
+            <w:r>
+              <w:drawing>
+                <wp:inline distT="0" distB="0" distL="0" distR="0">
+                  <wp:extent cx="1047750" cy="790575"/>
+                  <wp:effectExtent t="0" r="0" b="0" l="0"/>
+                  <wp:docPr id="1" name="" descr="" title=""/>
+                  <wp:cNvGraphicFramePr>
+                    <a:graphicFrameLocks xmlns:a="http://schemas.openxmlformats.org/drawingml/2006/main" noChangeAspect="1"/>
+                  </wp:cNvGraphicFramePr>
+                  <a:graphic xmlns:a="http://schemas.openxmlformats.org/drawingml/2006/main">
+                    <a:graphicData uri="http://schemas.openxmlformats.org/drawingml/2006/picture">
+                      <pic:pic xmlns:pic="http://schemas.openxmlformats.org/drawingml/2006/picture">
+                        <pic:nvPicPr>
+                          <pic:cNvPr id="0" name="" descr=""/>
+                          <pic:cNvPicPr>
+                            <a:picLocks noChangeAspect="1" noChangeArrowheads="1"/>
+                          </pic:cNvPicPr>
+                        </pic:nvPicPr>
+                        <pic:blipFill>
+                          <a:blip r:embed="rId10" cstate="none"/>
+                          <a:srcRect/>
+                          <a:stretch>
+                            <a:fillRect/>
+                          </a:stretch>
+                        </pic:blipFill>
+                        <pic:spPr bwMode="auto">
+                          <a:xfrm>
+                            <a:off x="0" y="0"/>
+                            <a:ext cx="1047750" cy="790575"/>
+                          </a:xfrm>
+                          <a:prstGeom prst="rect">
+                            <a:avLst/>
+                          </a:prstGeom>
+                        </pic:spPr>
+                      </pic:pic>
+                    </a:graphicData>
+                  </a:graphic>
+                </wp:inline>
+              </w:drawing>
+            </w:r>
+          </w:p>
+        </w:tc>
+        <w:tc>
+          <w:tcPr>
+            <w:tcW w:type="dxa" w:w="7560"/>
+            <w:tcMar>
+              <w:top w:type="dxa" w:w="100"/>
+              <w:left w:type="dxa" w:w="40"/>
+              <w:bottom w:type="dxa" w:w="100"/>
+              <w:right w:type="dxa" w:w="40"/>
+            </w:tcMar>
+            <w:vAlign w:val="center"/>
+          </w:tcPr>
+          <w:p>
+            <w:pPr>
+              <w:spacing w:after="50"/>
+            </w:pPr>
+            <w:r>
+              <w:rPr>
+                <w:b/>
+                <w:bCs/>
+                <w:color w:val="12355B"/>
+                <w:sz w:val="24"/>
+                <w:szCs w:val="24"/>
+              </w:rPr>
+              <w:t xml:space="preserve">Right trapezoid</w:t>
+            </w:r>
+            <w:r>
+              <w:rPr>
+                <w:i/>
+                <w:iCs/>
+                <w:color w:val="5F6F80"/>
+                <w:sz w:val="19"/>
+                <w:szCs w:val="19"/>
+              </w:rPr>
+              <w:t xml:space="preserve">   Trapecio rectángulo</w:t>
+            </w:r>
+          </w:p>
+          <w:p>
+            <w:pPr>
+              <w:spacing w:after="40"/>
+            </w:pPr>
+            <w:r>
+              <w:rPr>
+                <w:sz w:val="21"/>
+                <w:szCs w:val="21"/>
+              </w:rPr>
+              <w:t xml:space="preserve">A trapezoid with two square corners.</w:t>
+            </w:r>
+          </w:p>
+          <w:p>
+            <w:pPr>
+              <w:spacing w:after="0"/>
+            </w:pPr>
+            <w:r>
+              <w:rPr>
+                <w:b/>
+                <w:bCs/>
+                <w:color w:val="1FA6A2"/>
+                <w:sz w:val="18"/>
+                <w:szCs w:val="18"/>
+              </w:rPr>
+              <w:t xml:space="preserve">Example:  </w:t>
+            </w:r>
+            <w:r>
+              <w:rPr>
+                <w:i/>
+                <w:iCs/>
+                <w:color w:val="5F6F80"/>
+                <w:sz w:val="18"/>
+                <w:szCs w:val="18"/>
+              </w:rPr>
+              <w:t xml:space="preserve">One side stands straight up from the base.</w:t>
+            </w:r>
+          </w:p>
+        </w:tc>
+      </w:tr>
+    </w:tbl>
     <w:p>
       <w:pPr>
         <w:pStyle w:val="Heading1"/>
@@ -1587,7 +1895,7 @@
                 <w:sz w:val="21"/>
                 <w:szCs w:val="21"/>
               </w:rPr>
-              <w:t xml:space="preserve">Area of Trapezoids      •      Trapezoid      •      Parallel      •      Base 1 (b1)      •      Base 2 (b2)      •      Height      •      Perpendicular      •      Area</w:t>
+              <w:t xml:space="preserve">Area of Trapezoids      •      Trapezoid      •      Parallel      •      Base 1 (b1)      •      Base 2 (b2)      •      Height      •      Perpendicular      •      Area      •      Decompose      •      Right trapezoid</w:t>
             </w:r>
           </w:p>
         </w:tc>
@@ -1881,6 +2189,80 @@
           <w:szCs w:val="22"/>
         </w:rPr>
         <w:t xml:space="preserve">The amount of flat space inside the trapezoid is its </w:t>
+      </w:r>
+      <w:r>
+        <w:rPr>
+          <w:sz w:val="22"/>
+          <w:szCs w:val="22"/>
+        </w:rPr>
+        <w:t xml:space="preserve">________________</w:t>
+      </w:r>
+      <w:r>
+        <w:rPr>
+          <w:sz w:val="22"/>
+          <w:szCs w:val="22"/>
+        </w:rPr>
+        <w:t xml:space="preserve">.</w:t>
+      </w:r>
+    </w:p>
+    <w:p>
+      <w:pPr>
+        <w:keepLines/>
+        <w:spacing w:after="260" w:before="200"/>
+      </w:pPr>
+      <w:r>
+        <w:rPr>
+          <w:b/>
+          <w:bCs/>
+          <w:color w:val="12355B"/>
+          <w:sz w:val="22"/>
+          <w:szCs w:val="22"/>
+        </w:rPr>
+        <w:t xml:space="preserve">9.  </w:t>
+      </w:r>
+      <w:r>
+        <w:rPr>
+          <w:sz w:val="22"/>
+          <w:szCs w:val="22"/>
+        </w:rPr>
+        <w:t xml:space="preserve">Breaking a figure into simpler shapes is called </w:t>
+      </w:r>
+      <w:r>
+        <w:rPr>
+          <w:sz w:val="22"/>
+          <w:szCs w:val="22"/>
+        </w:rPr>
+        <w:t xml:space="preserve">________________</w:t>
+      </w:r>
+      <w:r>
+        <w:rPr>
+          <w:sz w:val="22"/>
+          <w:szCs w:val="22"/>
+        </w:rPr>
+        <w:t xml:space="preserve">.</w:t>
+      </w:r>
+    </w:p>
+    <w:p>
+      <w:pPr>
+        <w:keepLines/>
+        <w:spacing w:after="260" w:before="200"/>
+      </w:pPr>
+      <w:r>
+        <w:rPr>
+          <w:b/>
+          <w:bCs/>
+          <w:color w:val="12355B"/>
+          <w:sz w:val="22"/>
+          <w:szCs w:val="22"/>
+        </w:rPr>
+        <w:t xml:space="preserve">10.  </w:t>
+      </w:r>
+      <w:r>
+        <w:rPr>
+          <w:sz w:val="22"/>
+          <w:szCs w:val="22"/>
+        </w:rPr>
+        <w:t xml:space="preserve">A trapezoid with two square corners is a </w:t>
       </w:r>
       <w:r>
         <w:rPr>
@@ -2964,7 +3346,7 @@
           <w:sz w:val="20"/>
           <w:szCs w:val="20"/>
         </w:rPr>
-        <w:t xml:space="preserve">A)  32 sq cm</w:t>
+        <w:t xml:space="preserve">A)  24 sq cm</w:t>
       </w:r>
     </w:p>
     <w:p>
@@ -2977,7 +3359,7 @@
           <w:sz w:val="20"/>
           <w:szCs w:val="20"/>
         </w:rPr>
-        <w:t xml:space="preserve">B)  64 sq cm</w:t>
+        <w:t xml:space="preserve">B)  32 sq cm</w:t>
       </w:r>
     </w:p>
     <w:p>
@@ -2990,7 +3372,7 @@
           <w:sz w:val="20"/>
           <w:szCs w:val="20"/>
         </w:rPr>
-        <w:t xml:space="preserve">C)  24 sq cm</w:t>
+        <w:t xml:space="preserve">C)  40 sq cm</w:t>
       </w:r>
     </w:p>
     <w:p>
@@ -3003,7 +3385,7 @@
           <w:sz w:val="20"/>
           <w:szCs w:val="20"/>
         </w:rPr>
-        <w:t xml:space="preserve">D)  40 sq cm</w:t>
+        <w:t xml:space="preserve">D)  64 sq cm</w:t>
       </w:r>
     </w:p>
     <w:p>
@@ -3049,7 +3431,7 @@
           <w:sz w:val="21"/>
           <w:szCs w:val="21"/>
         </w:rPr>
-        <w:t xml:space="preserve">A. 32 sq cm</w:t>
+        <w:t xml:space="preserve">B. 32 sq cm</w:t>
       </w:r>
     </w:p>
     <w:p>
@@ -3120,7 +3502,7 @@
           <w:sz w:val="21"/>
           <w:szCs w:val="21"/>
         </w:rPr>
-        <w:t xml:space="preserve">A)  42 sq in</w:t>
+        <w:t xml:space="preserve">A)  27 sq in</w:t>
       </w:r>
     </w:p>
     <w:p>
@@ -3133,7 +3515,7 @@
           <w:sz w:val="21"/>
           <w:szCs w:val="21"/>
         </w:rPr>
-        <w:t xml:space="preserve">B)  84 sq in</w:t>
+        <w:t xml:space="preserve">B)  42 sq in</w:t>
       </w:r>
     </w:p>
     <w:p>
@@ -3146,7 +3528,7 @@
           <w:sz w:val="21"/>
           <w:szCs w:val="21"/>
         </w:rPr>
-        <w:t xml:space="preserve">C)  27 sq in</w:t>
+        <w:t xml:space="preserve">C)  42 in</w:t>
       </w:r>
     </w:p>
     <w:p>
@@ -3159,7 +3541,7 @@
           <w:sz w:val="21"/>
           <w:szCs w:val="21"/>
         </w:rPr>
-        <w:t xml:space="preserve">D)  42 in</w:t>
+        <w:t xml:space="preserve">D)  84 sq in</w:t>
       </w:r>
     </w:p>
     <w:p>
@@ -3393,6 +3775,48 @@
     </w:p>
     <w:p>
       <w:pPr>
+        <w:spacing w:after="80"/>
+      </w:pPr>
+      <w:r>
+        <w:rPr>
+          <w:b/>
+          <w:bCs/>
+          <w:sz w:val="21"/>
+          <w:szCs w:val="21"/>
+        </w:rPr>
+        <w:t xml:space="preserve">Notes 9:  </w:t>
+      </w:r>
+      <w:r>
+        <w:rPr>
+          <w:sz w:val="21"/>
+          <w:szCs w:val="21"/>
+        </w:rPr>
+        <w:t xml:space="preserve">Decompose</w:t>
+      </w:r>
+    </w:p>
+    <w:p>
+      <w:pPr>
+        <w:spacing w:after="80"/>
+      </w:pPr>
+      <w:r>
+        <w:rPr>
+          <w:b/>
+          <w:bCs/>
+          <w:sz w:val="21"/>
+          <w:szCs w:val="21"/>
+        </w:rPr>
+        <w:t xml:space="preserve">Notes 10:  </w:t>
+      </w:r>
+      <w:r>
+        <w:rPr>
+          <w:sz w:val="21"/>
+          <w:szCs w:val="21"/>
+        </w:rPr>
+        <w:t xml:space="preserve">Right trapezoid</w:t>
+      </w:r>
+    </w:p>
+    <w:p>
+      <w:pPr>
         <w:pStyle w:val="Heading2"/>
         <w:spacing w:after="80" w:before="180"/>
       </w:pPr>
@@ -3425,7 +3849,7 @@
           <w:sz w:val="21"/>
           <w:szCs w:val="21"/>
         </w:rPr>
-        <w:t xml:space="preserve">A. 32 sq cm</w:t>
+        <w:t xml:space="preserve">B. 32 sq cm</w:t>
       </w:r>
     </w:p>
     <w:p>
@@ -3446,7 +3870,7 @@
           <w:sz w:val="21"/>
           <w:szCs w:val="21"/>
         </w:rPr>
-        <w:t xml:space="preserve">A. 5 ft</w:t>
+        <w:t xml:space="preserve">B. 5 ft</w:t>
       </w:r>
     </w:p>
     <w:p>
@@ -3524,7 +3948,7 @@
           <w:sz w:val="21"/>
           <w:szCs w:val="21"/>
         </w:rPr>
-        <w:t xml:space="preserve">A)  Add the two bases together</w:t>
+        <w:t xml:space="preserve">C)  Add the two bases together</w:t>
       </w:r>
       <w:r>
         <w:rPr>
@@ -3555,7 +3979,7 @@
           <w:sz w:val="21"/>
           <w:szCs w:val="21"/>
         </w:rPr>
-        <w:t xml:space="preserve">A)  42 sq in</w:t>
+        <w:t xml:space="preserve">C)  42 sq in</w:t>
       </w:r>
       <w:r>
         <w:rPr>
@@ -3593,7 +4017,7 @@
           <w:sz w:val="21"/>
           <w:szCs w:val="21"/>
         </w:rPr>
-        <w:t xml:space="preserve">A)  42 sq in</w:t>
+        <w:t xml:space="preserve">B)  42 sq in</w:t>
       </w:r>
       <w:r>
         <w:rPr>

--- a/lessons/5-3/downloads/5-3-notes-teacher-l3.docx
+++ b/lessons/5-3/downloads/5-3-notes-teacher-l3.docx
@@ -264,49 +264,269 @@
           <w:sz w:val="19"/>
           <w:szCs w:val="19"/>
         </w:rPr>
-        <w:t xml:space="preserve">Look at the picture, read the word, then read what it means.</w:t>
+        <w:t xml:space="preserve">Review each concept term, definition, non-example, and visual clue.</w:t>
       </w:r>
     </w:p>
     <w:tbl>
       <w:tblPr>
-        <w:tblW w:type="pct" w:w="100%"/>
+        <w:tblW w:type="dxa" w:w="9360"/>
         <w:tblBorders>
-          <w:top w:val="none" w:color="FFFFFF" w:sz="0"/>
-          <w:left w:val="none" w:color="FFFFFF" w:sz="0"/>
-          <w:bottom w:val="single" w:color="C7D2DD" w:sz="4"/>
-          <w:right w:val="none" w:color="FFFFFF" w:sz="0"/>
-          <w:insideH w:val="none" w:color="FFFFFF" w:sz="0"/>
-          <w:insideV w:val="none" w:color="FFFFFF" w:sz="0"/>
+          <w:top w:val="single" w:color="C7D2DD" w:sz="6"/>
+          <w:left w:val="single" w:color="C7D2DD" w:sz="6"/>
+          <w:bottom w:val="single" w:color="C7D2DD" w:sz="6"/>
+          <w:right w:val="single" w:color="C7D2DD" w:sz="6"/>
+          <w:insideH w:val="single" w:color="C7D2DD" w:sz="6"/>
+          <w:insideV w:val="single" w:color="C7D2DD" w:sz="6"/>
         </w:tblBorders>
       </w:tblPr>
       <w:tblGrid>
         <w:gridCol w:w="1800"/>
-        <w:gridCol w:w="7560"/>
+        <w:gridCol w:w="3160"/>
+        <w:gridCol w:w="2200"/>
+        <w:gridCol w:w="2200"/>
       </w:tblGrid>
       <w:tr>
         <w:trPr>
           <w:cantSplit/>
+          <w:tblHeader/>
         </w:trPr>
         <w:tc>
           <w:tcPr>
             <w:tcW w:type="dxa" w:w="1800"/>
-            <w:tcMar>
-              <w:top w:type="dxa" w:w="100"/>
-              <w:left w:type="dxa" w:w="40"/>
-              <w:bottom w:type="dxa" w:w="100"/>
-              <w:right w:type="dxa" w:w="120"/>
-            </w:tcMar>
-            <w:vAlign w:val="center"/>
+            <w:shd w:fill="EEF4F8" w:color="auto" w:val="clear"/>
+            <w:tcMar>
+              <w:top w:type="dxa" w:w="80"/>
+              <w:left w:type="dxa" w:w="100"/>
+              <w:bottom w:type="dxa" w:w="80"/>
+              <w:right w:type="dxa" w:w="100"/>
+            </w:tcMar>
           </w:tcPr>
           <w:p>
             <w:pPr>
               <w:spacing w:after="0"/>
+            </w:pPr>
+            <w:r>
+              <w:rPr>
+                <w:b/>
+                <w:bCs/>
+                <w:color w:val="12355B"/>
+                <w:sz w:val="19"/>
+                <w:szCs w:val="19"/>
+              </w:rPr>
+              <w:t xml:space="preserve">Concept Term</w:t>
+            </w:r>
+          </w:p>
+        </w:tc>
+        <w:tc>
+          <w:tcPr>
+            <w:tcW w:type="dxa" w:w="3160"/>
+            <w:shd w:fill="EEF4F8" w:color="auto" w:val="clear"/>
+            <w:tcMar>
+              <w:top w:type="dxa" w:w="80"/>
+              <w:left w:type="dxa" w:w="100"/>
+              <w:bottom w:type="dxa" w:w="80"/>
+              <w:right w:type="dxa" w:w="100"/>
+            </w:tcMar>
+          </w:tcPr>
+          <w:p>
+            <w:pPr>
+              <w:spacing w:after="0"/>
+            </w:pPr>
+            <w:r>
+              <w:rPr>
+                <w:b/>
+                <w:bCs/>
+                <w:color w:val="12355B"/>
+                <w:sz w:val="19"/>
+                <w:szCs w:val="19"/>
+              </w:rPr>
+              <w:t xml:space="preserve">Student-Friendly Definition</w:t>
+            </w:r>
+          </w:p>
+        </w:tc>
+        <w:tc>
+          <w:tcPr>
+            <w:tcW w:type="dxa" w:w="2200"/>
+            <w:shd w:fill="EEF4F8" w:color="auto" w:val="clear"/>
+            <w:tcMar>
+              <w:top w:type="dxa" w:w="80"/>
+              <w:left w:type="dxa" w:w="100"/>
+              <w:bottom w:type="dxa" w:w="80"/>
+              <w:right w:type="dxa" w:w="100"/>
+            </w:tcMar>
+          </w:tcPr>
+          <w:p>
+            <w:pPr>
+              <w:spacing w:after="0"/>
+            </w:pPr>
+            <w:r>
+              <w:rPr>
+                <w:b/>
+                <w:bCs/>
+                <w:color w:val="12355B"/>
+                <w:sz w:val="19"/>
+                <w:szCs w:val="19"/>
+              </w:rPr>
+              <w:t xml:space="preserve">Non-Example</w:t>
+            </w:r>
+          </w:p>
+        </w:tc>
+        <w:tc>
+          <w:tcPr>
+            <w:tcW w:type="dxa" w:w="2200"/>
+            <w:shd w:fill="EEF4F8" w:color="auto" w:val="clear"/>
+            <w:tcMar>
+              <w:top w:type="dxa" w:w="80"/>
+              <w:left w:type="dxa" w:w="100"/>
+              <w:bottom w:type="dxa" w:w="80"/>
+              <w:right w:type="dxa" w:w="100"/>
+            </w:tcMar>
+          </w:tcPr>
+          <w:p>
+            <w:pPr>
+              <w:spacing w:after="0"/>
+            </w:pPr>
+            <w:r>
+              <w:rPr>
+                <w:b/>
+                <w:bCs/>
+                <w:color w:val="12355B"/>
+                <w:sz w:val="19"/>
+                <w:szCs w:val="19"/>
+              </w:rPr>
+              <w:t xml:space="preserve">Visual Clue</w:t>
+            </w:r>
+          </w:p>
+        </w:tc>
+      </w:tr>
+      <w:tr>
+        <w:trPr>
+          <w:cantSplit/>
+        </w:trPr>
+        <w:tc>
+          <w:tcPr>
+            <w:tcW w:type="dxa" w:w="1800"/>
+            <w:tcMar>
+              <w:top w:type="dxa" w:w="80"/>
+              <w:left w:type="dxa" w:w="100"/>
+              <w:bottom w:type="dxa" w:w="80"/>
+              <w:right w:type="dxa" w:w="100"/>
+            </w:tcMar>
+            <w:vAlign w:val="top"/>
+          </w:tcPr>
+          <w:p>
+            <w:pPr>
+              <w:spacing w:after="30"/>
+            </w:pPr>
+            <w:r>
+              <w:rPr>
+                <w:b/>
+                <w:bCs/>
+                <w:color w:val="12355B"/>
+                <w:sz w:val="21"/>
+                <w:szCs w:val="21"/>
+              </w:rPr>
+              <w:t xml:space="preserve">Area of Trapezoids</w:t>
+            </w:r>
+          </w:p>
+          <w:p>
+            <w:pPr>
+              <w:spacing w:after="0"/>
+            </w:pPr>
+            <w:r>
+              <w:rPr>
+                <w:i/>
+                <w:iCs/>
+                <w:color w:val="5F6F80"/>
+                <w:sz w:val="18"/>
+                <w:szCs w:val="18"/>
+              </w:rPr>
+              <w:t xml:space="preserve">Área de trapecios</w:t>
+            </w:r>
+          </w:p>
+        </w:tc>
+        <w:tc>
+          <w:tcPr>
+            <w:tcW w:type="dxa" w:w="3160"/>
+            <w:tcMar>
+              <w:top w:type="dxa" w:w="80"/>
+              <w:left w:type="dxa" w:w="100"/>
+              <w:bottom w:type="dxa" w:w="80"/>
+              <w:right w:type="dxa" w:w="100"/>
+            </w:tcMar>
+            <w:vAlign w:val="top"/>
+          </w:tcPr>
+          <w:p>
+            <w:pPr>
+              <w:spacing w:after="0"/>
+            </w:pPr>
+            <w:r>
+              <w:rPr>
+                <w:sz w:val="20"/>
+                <w:szCs w:val="20"/>
+              </w:rPr>
+              <w:t xml:space="preserve">The space inside a trapezoid. Formula: A = 1/2(b₁ + b₂)h.</w:t>
+            </w:r>
+          </w:p>
+        </w:tc>
+        <w:tc>
+          <w:tcPr>
+            <w:tcW w:type="dxa" w:w="2200"/>
+            <w:tcMar>
+              <w:top w:type="dxa" w:w="80"/>
+              <w:left w:type="dxa" w:w="100"/>
+              <w:bottom w:type="dxa" w:w="80"/>
+              <w:right w:type="dxa" w:w="100"/>
+            </w:tcMar>
+            <w:vAlign w:val="top"/>
+          </w:tcPr>
+          <w:p>
+            <w:pPr>
+              <w:spacing w:after="40"/>
+            </w:pPr>
+            <w:r>
+              <w:rPr>
+                <w:i/>
+                <w:iCs/>
+                <w:color w:val="5F6F80"/>
+                <w:sz w:val="19"/>
+                <w:szCs w:val="19"/>
+              </w:rPr>
+              <w:t xml:space="preserve">Not Area of Trapezoids: write a counter-example that breaks the definition.</w:t>
+            </w:r>
+          </w:p>
+          <w:p>
+            <w:pPr>
+              <w:pBdr>
+                <w:bottom w:val="single" w:color="AFBECC" w:sz="6"/>
+              </w:pBdr>
+              <w:spacing w:after="30" w:before="150"/>
+            </w:pPr>
+            <w:r>
+              <w:t xml:space="preserve"/>
+            </w:r>
+          </w:p>
+        </w:tc>
+        <w:tc>
+          <w:tcPr>
+            <w:tcW w:type="dxa" w:w="2200"/>
+            <w:tcMar>
+              <w:top w:type="dxa" w:w="80"/>
+              <w:left w:type="dxa" w:w="100"/>
+              <w:bottom w:type="dxa" w:w="80"/>
+              <w:right w:type="dxa" w:w="100"/>
+            </w:tcMar>
+            <w:vAlign w:val="top"/>
+          </w:tcPr>
+          <w:p>
+            <w:pPr>
+              <w:spacing w:after="40"/>
               <w:jc w:val="center"/>
             </w:pPr>
             <w:r>
               <w:drawing>
                 <wp:inline distT="0" distB="0" distL="0" distR="0">
-                  <wp:extent cx="1047750" cy="790575"/>
+                  <wp:extent cx="876300" cy="657225"/>
                   <wp:effectExtent t="0" r="0" b="0" l="0"/>
                   <wp:docPr id="1" name="" descr="" title=""/>
                   <wp:cNvGraphicFramePr>
@@ -331,7 +551,7 @@
                         <pic:spPr bwMode="auto">
                           <a:xfrm>
                             <a:off x="0" y="0"/>
-                            <a:ext cx="1047750" cy="790575"/>
+                            <a:ext cx="876300" cy="657225"/>
                           </a:xfrm>
                           <a:prstGeom prst="rect">
                             <a:avLst/>
@@ -344,32 +564,108 @@
               </w:drawing>
             </w:r>
           </w:p>
-        </w:tc>
-        <w:tc>
-          <w:tcPr>
-            <w:tcW w:type="dxa" w:w="7560"/>
-            <w:tcMar>
-              <w:top w:type="dxa" w:w="100"/>
-              <w:left w:type="dxa" w:w="40"/>
-              <w:bottom w:type="dxa" w:w="100"/>
-              <w:right w:type="dxa" w:w="40"/>
-            </w:tcMar>
-            <w:vAlign w:val="center"/>
-          </w:tcPr>
-          <w:p>
-            <w:pPr>
-              <w:spacing w:after="50"/>
+          <w:p>
+            <w:pPr>
+              <w:spacing w:after="0"/>
+            </w:pPr>
+            <w:r>
+              <w:rPr>
+                <w:i/>
+                <w:iCs/>
+                <w:color w:val="5F6F80"/>
+                <w:sz w:val="18"/>
+                <w:szCs w:val="18"/>
+              </w:rPr>
+              <w:t xml:space="preserve">A = 1/2(b₁ + b₂)h</w:t>
+            </w:r>
+          </w:p>
+        </w:tc>
+      </w:tr>
+      <w:tr>
+        <w:trPr>
+          <w:cantSplit/>
+        </w:trPr>
+        <w:tc>
+          <w:tcPr>
+            <w:tcW w:type="dxa" w:w="1800"/>
+            <w:tcMar>
+              <w:top w:type="dxa" w:w="80"/>
+              <w:left w:type="dxa" w:w="100"/>
+              <w:bottom w:type="dxa" w:w="80"/>
+              <w:right w:type="dxa" w:w="100"/>
+            </w:tcMar>
+            <w:vAlign w:val="top"/>
+          </w:tcPr>
+          <w:p>
+            <w:pPr>
+              <w:spacing w:after="30"/>
             </w:pPr>
             <w:r>
               <w:rPr>
                 <w:b/>
                 <w:bCs/>
                 <w:color w:val="12355B"/>
-                <w:sz w:val="24"/>
-                <w:szCs w:val="24"/>
-              </w:rPr>
-              <w:t xml:space="preserve">Area of Trapezoids</w:t>
-            </w:r>
+                <w:sz w:val="21"/>
+                <w:szCs w:val="21"/>
+              </w:rPr>
+              <w:t xml:space="preserve">Trapezoid</w:t>
+            </w:r>
+          </w:p>
+          <w:p>
+            <w:pPr>
+              <w:spacing w:after="0"/>
+            </w:pPr>
+            <w:r>
+              <w:rPr>
+                <w:i/>
+                <w:iCs/>
+                <w:color w:val="5F6F80"/>
+                <w:sz w:val="18"/>
+                <w:szCs w:val="18"/>
+              </w:rPr>
+              <w:t xml:space="preserve">Trapecio</w:t>
+            </w:r>
+          </w:p>
+        </w:tc>
+        <w:tc>
+          <w:tcPr>
+            <w:tcW w:type="dxa" w:w="3160"/>
+            <w:tcMar>
+              <w:top w:type="dxa" w:w="80"/>
+              <w:left w:type="dxa" w:w="100"/>
+              <w:bottom w:type="dxa" w:w="80"/>
+              <w:right w:type="dxa" w:w="100"/>
+            </w:tcMar>
+            <w:vAlign w:val="top"/>
+          </w:tcPr>
+          <w:p>
+            <w:pPr>
+              <w:spacing w:after="0"/>
+            </w:pPr>
+            <w:r>
+              <w:rPr>
+                <w:sz w:val="20"/>
+                <w:szCs w:val="20"/>
+              </w:rPr>
+              <w:t xml:space="preserve">A four-sided shape with just one pair of parallel sides.</w:t>
+            </w:r>
+          </w:p>
+        </w:tc>
+        <w:tc>
+          <w:tcPr>
+            <w:tcW w:type="dxa" w:w="2200"/>
+            <w:tcMar>
+              <w:top w:type="dxa" w:w="80"/>
+              <w:left w:type="dxa" w:w="100"/>
+              <w:bottom w:type="dxa" w:w="80"/>
+              <w:right w:type="dxa" w:w="100"/>
+            </w:tcMar>
+            <w:vAlign w:val="top"/>
+          </w:tcPr>
+          <w:p>
+            <w:pPr>
+              <w:spacing w:after="40"/>
+            </w:pPr>
             <w:r>
               <w:rPr>
                 <w:i/>
@@ -378,89 +674,41 @@
                 <w:sz w:val="19"/>
                 <w:szCs w:val="19"/>
               </w:rPr>
-              <w:t xml:space="preserve">   Área de trapecios</w:t>
-            </w:r>
-          </w:p>
+              <w:t xml:space="preserve">Not Trapezoid: write a counter-example that breaks the definition.</w:t>
+            </w:r>
+          </w:p>
+          <w:p>
+            <w:pPr>
+              <w:pBdr>
+                <w:bottom w:val="single" w:color="AFBECC" w:sz="6"/>
+              </w:pBdr>
+              <w:spacing w:after="30" w:before="150"/>
+            </w:pPr>
+            <w:r>
+              <w:t xml:space="preserve"/>
+            </w:r>
+          </w:p>
+        </w:tc>
+        <w:tc>
+          <w:tcPr>
+            <w:tcW w:type="dxa" w:w="2200"/>
+            <w:tcMar>
+              <w:top w:type="dxa" w:w="80"/>
+              <w:left w:type="dxa" w:w="100"/>
+              <w:bottom w:type="dxa" w:w="80"/>
+              <w:right w:type="dxa" w:w="100"/>
+            </w:tcMar>
+            <w:vAlign w:val="top"/>
+          </w:tcPr>
           <w:p>
             <w:pPr>
               <w:spacing w:after="40"/>
-            </w:pPr>
-            <w:r>
-              <w:rPr>
-                <w:sz w:val="21"/>
-                <w:szCs w:val="21"/>
-              </w:rPr>
-              <w:t xml:space="preserve">The space inside a trapezoid. Formula: A = 1/2(b₁ + b₂)h.</w:t>
-            </w:r>
-          </w:p>
-          <w:p>
-            <w:pPr>
-              <w:spacing w:after="0"/>
-            </w:pPr>
-            <w:r>
-              <w:rPr>
-                <w:b/>
-                <w:bCs/>
-                <w:color w:val="1FA6A2"/>
-                <w:sz w:val="18"/>
-                <w:szCs w:val="18"/>
-              </w:rPr>
-              <w:t xml:space="preserve">Example:  </w:t>
-            </w:r>
-            <w:r>
-              <w:rPr>
-                <w:i/>
-                <w:iCs/>
-                <w:color w:val="5F6F80"/>
-                <w:sz w:val="18"/>
-                <w:szCs w:val="18"/>
-              </w:rPr>
-              <w:t xml:space="preserve">A = 1/2(b₁ + b₂)h</w:t>
-            </w:r>
-          </w:p>
-        </w:tc>
-      </w:tr>
-    </w:tbl>
-    <w:tbl>
-      <w:tblPr>
-        <w:tblW w:type="pct" w:w="100%"/>
-        <w:tblBorders>
-          <w:top w:val="none" w:color="FFFFFF" w:sz="0"/>
-          <w:left w:val="none" w:color="FFFFFF" w:sz="0"/>
-          <w:bottom w:val="single" w:color="C7D2DD" w:sz="4"/>
-          <w:right w:val="none" w:color="FFFFFF" w:sz="0"/>
-          <w:insideH w:val="none" w:color="FFFFFF" w:sz="0"/>
-          <w:insideV w:val="none" w:color="FFFFFF" w:sz="0"/>
-        </w:tblBorders>
-      </w:tblPr>
-      <w:tblGrid>
-        <w:gridCol w:w="1800"/>
-        <w:gridCol w:w="7560"/>
-      </w:tblGrid>
-      <w:tr>
-        <w:trPr>
-          <w:cantSplit/>
-        </w:trPr>
-        <w:tc>
-          <w:tcPr>
-            <w:tcW w:type="dxa" w:w="1800"/>
-            <w:tcMar>
-              <w:top w:type="dxa" w:w="100"/>
-              <w:left w:type="dxa" w:w="40"/>
-              <w:bottom w:type="dxa" w:w="100"/>
-              <w:right w:type="dxa" w:w="120"/>
-            </w:tcMar>
-            <w:vAlign w:val="center"/>
-          </w:tcPr>
-          <w:p>
-            <w:pPr>
-              <w:spacing w:after="0"/>
               <w:jc w:val="center"/>
             </w:pPr>
             <w:r>
               <w:drawing>
                 <wp:inline distT="0" distB="0" distL="0" distR="0">
-                  <wp:extent cx="1047750" cy="790575"/>
+                  <wp:extent cx="876300" cy="657225"/>
                   <wp:effectExtent t="0" r="0" b="0" l="0"/>
                   <wp:docPr id="1" name="" descr="" title=""/>
                   <wp:cNvGraphicFramePr>
@@ -485,7 +733,7 @@
                         <pic:spPr bwMode="auto">
                           <a:xfrm>
                             <a:off x="0" y="0"/>
-                            <a:ext cx="1047750" cy="790575"/>
+                            <a:ext cx="876300" cy="657225"/>
                           </a:xfrm>
                           <a:prstGeom prst="rect">
                             <a:avLst/>
@@ -498,32 +746,108 @@
               </w:drawing>
             </w:r>
           </w:p>
-        </w:tc>
-        <w:tc>
-          <w:tcPr>
-            <w:tcW w:type="dxa" w:w="7560"/>
-            <w:tcMar>
-              <w:top w:type="dxa" w:w="100"/>
-              <w:left w:type="dxa" w:w="40"/>
-              <w:bottom w:type="dxa" w:w="100"/>
-              <w:right w:type="dxa" w:w="40"/>
-            </w:tcMar>
-            <w:vAlign w:val="center"/>
-          </w:tcPr>
-          <w:p>
-            <w:pPr>
-              <w:spacing w:after="50"/>
+          <w:p>
+            <w:pPr>
+              <w:spacing w:after="0"/>
+            </w:pPr>
+            <w:r>
+              <w:rPr>
+                <w:i/>
+                <w:iCs/>
+                <w:color w:val="5F6F80"/>
+                <w:sz w:val="18"/>
+                <w:szCs w:val="18"/>
+              </w:rPr>
+              <w:t xml:space="preserve">A table top wider than the bottom shelf — the top and bottom edges are parallel, the two sides slant inward</w:t>
+            </w:r>
+          </w:p>
+        </w:tc>
+      </w:tr>
+      <w:tr>
+        <w:trPr>
+          <w:cantSplit/>
+        </w:trPr>
+        <w:tc>
+          <w:tcPr>
+            <w:tcW w:type="dxa" w:w="1800"/>
+            <w:tcMar>
+              <w:top w:type="dxa" w:w="80"/>
+              <w:left w:type="dxa" w:w="100"/>
+              <w:bottom w:type="dxa" w:w="80"/>
+              <w:right w:type="dxa" w:w="100"/>
+            </w:tcMar>
+            <w:vAlign w:val="top"/>
+          </w:tcPr>
+          <w:p>
+            <w:pPr>
+              <w:spacing w:after="30"/>
             </w:pPr>
             <w:r>
               <w:rPr>
                 <w:b/>
                 <w:bCs/>
                 <w:color w:val="12355B"/>
-                <w:sz w:val="24"/>
-                <w:szCs w:val="24"/>
-              </w:rPr>
-              <w:t xml:space="preserve">Trapezoid</w:t>
-            </w:r>
+                <w:sz w:val="21"/>
+                <w:szCs w:val="21"/>
+              </w:rPr>
+              <w:t xml:space="preserve">Parallel</w:t>
+            </w:r>
+          </w:p>
+          <w:p>
+            <w:pPr>
+              <w:spacing w:after="0"/>
+            </w:pPr>
+            <w:r>
+              <w:rPr>
+                <w:i/>
+                <w:iCs/>
+                <w:color w:val="5F6F80"/>
+                <w:sz w:val="18"/>
+                <w:szCs w:val="18"/>
+              </w:rPr>
+              <w:t xml:space="preserve">Paralelas</w:t>
+            </w:r>
+          </w:p>
+        </w:tc>
+        <w:tc>
+          <w:tcPr>
+            <w:tcW w:type="dxa" w:w="3160"/>
+            <w:tcMar>
+              <w:top w:type="dxa" w:w="80"/>
+              <w:left w:type="dxa" w:w="100"/>
+              <w:bottom w:type="dxa" w:w="80"/>
+              <w:right w:type="dxa" w:w="100"/>
+            </w:tcMar>
+            <w:vAlign w:val="top"/>
+          </w:tcPr>
+          <w:p>
+            <w:pPr>
+              <w:spacing w:after="0"/>
+            </w:pPr>
+            <w:r>
+              <w:rPr>
+                <w:sz w:val="20"/>
+                <w:szCs w:val="20"/>
+              </w:rPr>
+              <w:t xml:space="preserve">Two lines or sides that stay the same distance apart and never meet.</w:t>
+            </w:r>
+          </w:p>
+        </w:tc>
+        <w:tc>
+          <w:tcPr>
+            <w:tcW w:type="dxa" w:w="2200"/>
+            <w:tcMar>
+              <w:top w:type="dxa" w:w="80"/>
+              <w:left w:type="dxa" w:w="100"/>
+              <w:bottom w:type="dxa" w:w="80"/>
+              <w:right w:type="dxa" w:w="100"/>
+            </w:tcMar>
+            <w:vAlign w:val="top"/>
+          </w:tcPr>
+          <w:p>
+            <w:pPr>
+              <w:spacing w:after="40"/>
+            </w:pPr>
             <w:r>
               <w:rPr>
                 <w:i/>
@@ -532,89 +856,41 @@
                 <w:sz w:val="19"/>
                 <w:szCs w:val="19"/>
               </w:rPr>
-              <w:t xml:space="preserve">   Trapecio</w:t>
-            </w:r>
-          </w:p>
+              <w:t xml:space="preserve">Not Parallel: write a counter-example that breaks the definition.</w:t>
+            </w:r>
+          </w:p>
+          <w:p>
+            <w:pPr>
+              <w:pBdr>
+                <w:bottom w:val="single" w:color="AFBECC" w:sz="6"/>
+              </w:pBdr>
+              <w:spacing w:after="30" w:before="150"/>
+            </w:pPr>
+            <w:r>
+              <w:t xml:space="preserve"/>
+            </w:r>
+          </w:p>
+        </w:tc>
+        <w:tc>
+          <w:tcPr>
+            <w:tcW w:type="dxa" w:w="2200"/>
+            <w:tcMar>
+              <w:top w:type="dxa" w:w="80"/>
+              <w:left w:type="dxa" w:w="100"/>
+              <w:bottom w:type="dxa" w:w="80"/>
+              <w:right w:type="dxa" w:w="100"/>
+            </w:tcMar>
+            <w:vAlign w:val="top"/>
+          </w:tcPr>
           <w:p>
             <w:pPr>
               <w:spacing w:after="40"/>
-            </w:pPr>
-            <w:r>
-              <w:rPr>
-                <w:sz w:val="21"/>
-                <w:szCs w:val="21"/>
-              </w:rPr>
-              <w:t xml:space="preserve">A four-sided shape with just one pair of parallel sides.</w:t>
-            </w:r>
-          </w:p>
-          <w:p>
-            <w:pPr>
-              <w:spacing w:after="0"/>
-            </w:pPr>
-            <w:r>
-              <w:rPr>
-                <w:b/>
-                <w:bCs/>
-                <w:color w:val="1FA6A2"/>
-                <w:sz w:val="18"/>
-                <w:szCs w:val="18"/>
-              </w:rPr>
-              <w:t xml:space="preserve">Example:  </w:t>
-            </w:r>
-            <w:r>
-              <w:rPr>
-                <w:i/>
-                <w:iCs/>
-                <w:color w:val="5F6F80"/>
-                <w:sz w:val="18"/>
-                <w:szCs w:val="18"/>
-              </w:rPr>
-              <w:t xml:space="preserve">A table top wider than the bottom shelf — the top and bottom edges are parallel, the two sides slant inward</w:t>
-            </w:r>
-          </w:p>
-        </w:tc>
-      </w:tr>
-    </w:tbl>
-    <w:tbl>
-      <w:tblPr>
-        <w:tblW w:type="pct" w:w="100%"/>
-        <w:tblBorders>
-          <w:top w:val="none" w:color="FFFFFF" w:sz="0"/>
-          <w:left w:val="none" w:color="FFFFFF" w:sz="0"/>
-          <w:bottom w:val="single" w:color="C7D2DD" w:sz="4"/>
-          <w:right w:val="none" w:color="FFFFFF" w:sz="0"/>
-          <w:insideH w:val="none" w:color="FFFFFF" w:sz="0"/>
-          <w:insideV w:val="none" w:color="FFFFFF" w:sz="0"/>
-        </w:tblBorders>
-      </w:tblPr>
-      <w:tblGrid>
-        <w:gridCol w:w="1800"/>
-        <w:gridCol w:w="7560"/>
-      </w:tblGrid>
-      <w:tr>
-        <w:trPr>
-          <w:cantSplit/>
-        </w:trPr>
-        <w:tc>
-          <w:tcPr>
-            <w:tcW w:type="dxa" w:w="1800"/>
-            <w:tcMar>
-              <w:top w:type="dxa" w:w="100"/>
-              <w:left w:type="dxa" w:w="40"/>
-              <w:bottom w:type="dxa" w:w="100"/>
-              <w:right w:type="dxa" w:w="120"/>
-            </w:tcMar>
-            <w:vAlign w:val="center"/>
-          </w:tcPr>
-          <w:p>
-            <w:pPr>
-              <w:spacing w:after="0"/>
               <w:jc w:val="center"/>
             </w:pPr>
             <w:r>
               <w:drawing>
                 <wp:inline distT="0" distB="0" distL="0" distR="0">
-                  <wp:extent cx="1047750" cy="790575"/>
+                  <wp:extent cx="876300" cy="657225"/>
                   <wp:effectExtent t="0" r="0" b="0" l="0"/>
                   <wp:docPr id="1" name="" descr="" title=""/>
                   <wp:cNvGraphicFramePr>
@@ -639,7 +915,7 @@
                         <pic:spPr bwMode="auto">
                           <a:xfrm>
                             <a:off x="0" y="0"/>
-                            <a:ext cx="1047750" cy="790575"/>
+                            <a:ext cx="876300" cy="657225"/>
                           </a:xfrm>
                           <a:prstGeom prst="rect">
                             <a:avLst/>
@@ -652,32 +928,108 @@
               </w:drawing>
             </w:r>
           </w:p>
-        </w:tc>
-        <w:tc>
-          <w:tcPr>
-            <w:tcW w:type="dxa" w:w="7560"/>
-            <w:tcMar>
-              <w:top w:type="dxa" w:w="100"/>
-              <w:left w:type="dxa" w:w="40"/>
-              <w:bottom w:type="dxa" w:w="100"/>
-              <w:right w:type="dxa" w:w="40"/>
-            </w:tcMar>
-            <w:vAlign w:val="center"/>
-          </w:tcPr>
-          <w:p>
-            <w:pPr>
-              <w:spacing w:after="50"/>
+          <w:p>
+            <w:pPr>
+              <w:spacing w:after="0"/>
+            </w:pPr>
+            <w:r>
+              <w:rPr>
+                <w:i/>
+                <w:iCs/>
+                <w:color w:val="5F6F80"/>
+                <w:sz w:val="18"/>
+                <w:szCs w:val="18"/>
+              </w:rPr>
+              <w:t xml:space="preserve">The top and bottom of a parallelogram never get closer together — matching arrowheads (›) mark one parallel pair, double arrowheads (››) mark the other.</w:t>
+            </w:r>
+          </w:p>
+        </w:tc>
+      </w:tr>
+      <w:tr>
+        <w:trPr>
+          <w:cantSplit/>
+        </w:trPr>
+        <w:tc>
+          <w:tcPr>
+            <w:tcW w:type="dxa" w:w="1800"/>
+            <w:tcMar>
+              <w:top w:type="dxa" w:w="80"/>
+              <w:left w:type="dxa" w:w="100"/>
+              <w:bottom w:type="dxa" w:w="80"/>
+              <w:right w:type="dxa" w:w="100"/>
+            </w:tcMar>
+            <w:vAlign w:val="top"/>
+          </w:tcPr>
+          <w:p>
+            <w:pPr>
+              <w:spacing w:after="30"/>
             </w:pPr>
             <w:r>
               <w:rPr>
                 <w:b/>
                 <w:bCs/>
                 <w:color w:val="12355B"/>
-                <w:sz w:val="24"/>
-                <w:szCs w:val="24"/>
-              </w:rPr>
-              <w:t xml:space="preserve">Parallel</w:t>
-            </w:r>
+                <w:sz w:val="21"/>
+                <w:szCs w:val="21"/>
+              </w:rPr>
+              <w:t xml:space="preserve">Base 1 (b1)</w:t>
+            </w:r>
+          </w:p>
+          <w:p>
+            <w:pPr>
+              <w:spacing w:after="0"/>
+            </w:pPr>
+            <w:r>
+              <w:rPr>
+                <w:i/>
+                <w:iCs/>
+                <w:color w:val="5F6F80"/>
+                <w:sz w:val="18"/>
+                <w:szCs w:val="18"/>
+              </w:rPr>
+              <w:t xml:space="preserve">Base 1 (b1)</w:t>
+            </w:r>
+          </w:p>
+        </w:tc>
+        <w:tc>
+          <w:tcPr>
+            <w:tcW w:type="dxa" w:w="3160"/>
+            <w:tcMar>
+              <w:top w:type="dxa" w:w="80"/>
+              <w:left w:type="dxa" w:w="100"/>
+              <w:bottom w:type="dxa" w:w="80"/>
+              <w:right w:type="dxa" w:w="100"/>
+            </w:tcMar>
+            <w:vAlign w:val="top"/>
+          </w:tcPr>
+          <w:p>
+            <w:pPr>
+              <w:spacing w:after="0"/>
+            </w:pPr>
+            <w:r>
+              <w:rPr>
+                <w:sz w:val="20"/>
+                <w:szCs w:val="20"/>
+              </w:rPr>
+              <w:t xml:space="preserve">One of the two parallel sides of a trapezoid.</w:t>
+            </w:r>
+          </w:p>
+        </w:tc>
+        <w:tc>
+          <w:tcPr>
+            <w:tcW w:type="dxa" w:w="2200"/>
+            <w:tcMar>
+              <w:top w:type="dxa" w:w="80"/>
+              <w:left w:type="dxa" w:w="100"/>
+              <w:bottom w:type="dxa" w:w="80"/>
+              <w:right w:type="dxa" w:w="100"/>
+            </w:tcMar>
+            <w:vAlign w:val="top"/>
+          </w:tcPr>
+          <w:p>
+            <w:pPr>
+              <w:spacing w:after="40"/>
+            </w:pPr>
             <w:r>
               <w:rPr>
                 <w:i/>
@@ -686,89 +1038,41 @@
                 <w:sz w:val="19"/>
                 <w:szCs w:val="19"/>
               </w:rPr>
-              <w:t xml:space="preserve">   Paralelas</w:t>
-            </w:r>
-          </w:p>
+              <w:t xml:space="preserve">Not Base 1 (b1): write a counter-example that breaks the definition.</w:t>
+            </w:r>
+          </w:p>
+          <w:p>
+            <w:pPr>
+              <w:pBdr>
+                <w:bottom w:val="single" w:color="AFBECC" w:sz="6"/>
+              </w:pBdr>
+              <w:spacing w:after="30" w:before="150"/>
+            </w:pPr>
+            <w:r>
+              <w:t xml:space="preserve"/>
+            </w:r>
+          </w:p>
+        </w:tc>
+        <w:tc>
+          <w:tcPr>
+            <w:tcW w:type="dxa" w:w="2200"/>
+            <w:tcMar>
+              <w:top w:type="dxa" w:w="80"/>
+              <w:left w:type="dxa" w:w="100"/>
+              <w:bottom w:type="dxa" w:w="80"/>
+              <w:right w:type="dxa" w:w="100"/>
+            </w:tcMar>
+            <w:vAlign w:val="top"/>
+          </w:tcPr>
           <w:p>
             <w:pPr>
               <w:spacing w:after="40"/>
-            </w:pPr>
-            <w:r>
-              <w:rPr>
-                <w:sz w:val="21"/>
-                <w:szCs w:val="21"/>
-              </w:rPr>
-              <w:t xml:space="preserve">Two lines or sides that stay the same distance apart and never meet.</w:t>
-            </w:r>
-          </w:p>
-          <w:p>
-            <w:pPr>
-              <w:spacing w:after="0"/>
-            </w:pPr>
-            <w:r>
-              <w:rPr>
-                <w:b/>
-                <w:bCs/>
-                <w:color w:val="1FA6A2"/>
-                <w:sz w:val="18"/>
-                <w:szCs w:val="18"/>
-              </w:rPr>
-              <w:t xml:space="preserve">Example:  </w:t>
-            </w:r>
-            <w:r>
-              <w:rPr>
-                <w:i/>
-                <w:iCs/>
-                <w:color w:val="5F6F80"/>
-                <w:sz w:val="18"/>
-                <w:szCs w:val="18"/>
-              </w:rPr>
-              <w:t xml:space="preserve">The top and bottom of a parallelogram never get closer together — matching arrowheads (›) mark one parallel pair, double arrowheads (››) mark the other.</w:t>
-            </w:r>
-          </w:p>
-        </w:tc>
-      </w:tr>
-    </w:tbl>
-    <w:tbl>
-      <w:tblPr>
-        <w:tblW w:type="pct" w:w="100%"/>
-        <w:tblBorders>
-          <w:top w:val="none" w:color="FFFFFF" w:sz="0"/>
-          <w:left w:val="none" w:color="FFFFFF" w:sz="0"/>
-          <w:bottom w:val="single" w:color="C7D2DD" w:sz="4"/>
-          <w:right w:val="none" w:color="FFFFFF" w:sz="0"/>
-          <w:insideH w:val="none" w:color="FFFFFF" w:sz="0"/>
-          <w:insideV w:val="none" w:color="FFFFFF" w:sz="0"/>
-        </w:tblBorders>
-      </w:tblPr>
-      <w:tblGrid>
-        <w:gridCol w:w="1800"/>
-        <w:gridCol w:w="7560"/>
-      </w:tblGrid>
-      <w:tr>
-        <w:trPr>
-          <w:cantSplit/>
-        </w:trPr>
-        <w:tc>
-          <w:tcPr>
-            <w:tcW w:type="dxa" w:w="1800"/>
-            <w:tcMar>
-              <w:top w:type="dxa" w:w="100"/>
-              <w:left w:type="dxa" w:w="40"/>
-              <w:bottom w:type="dxa" w:w="100"/>
-              <w:right w:type="dxa" w:w="120"/>
-            </w:tcMar>
-            <w:vAlign w:val="center"/>
-          </w:tcPr>
-          <w:p>
-            <w:pPr>
-              <w:spacing w:after="0"/>
               <w:jc w:val="center"/>
             </w:pPr>
             <w:r>
               <w:drawing>
                 <wp:inline distT="0" distB="0" distL="0" distR="0">
-                  <wp:extent cx="1047750" cy="790575"/>
+                  <wp:extent cx="876300" cy="657225"/>
                   <wp:effectExtent t="0" r="0" b="0" l="0"/>
                   <wp:docPr id="1" name="" descr="" title=""/>
                   <wp:cNvGraphicFramePr>
@@ -793,7 +1097,7 @@
                         <pic:spPr bwMode="auto">
                           <a:xfrm>
                             <a:off x="0" y="0"/>
-                            <a:ext cx="1047750" cy="790575"/>
+                            <a:ext cx="876300" cy="657225"/>
                           </a:xfrm>
                           <a:prstGeom prst="rect">
                             <a:avLst/>
@@ -806,32 +1110,108 @@
               </w:drawing>
             </w:r>
           </w:p>
-        </w:tc>
-        <w:tc>
-          <w:tcPr>
-            <w:tcW w:type="dxa" w:w="7560"/>
-            <w:tcMar>
-              <w:top w:type="dxa" w:w="100"/>
-              <w:left w:type="dxa" w:w="40"/>
-              <w:bottom w:type="dxa" w:w="100"/>
-              <w:right w:type="dxa" w:w="40"/>
-            </w:tcMar>
-            <w:vAlign w:val="center"/>
-          </w:tcPr>
-          <w:p>
-            <w:pPr>
-              <w:spacing w:after="50"/>
+          <w:p>
+            <w:pPr>
+              <w:spacing w:after="0"/>
+            </w:pPr>
+            <w:r>
+              <w:rPr>
+                <w:i/>
+                <w:iCs/>
+                <w:color w:val="5F6F80"/>
+                <w:sz w:val="18"/>
+                <w:szCs w:val="18"/>
+              </w:rPr>
+              <w:t xml:space="preserve">If the bottom of the trapezoid is 10 ft, then b₁ = 10 ft in the formula A = ½(b₁ + b₂) × h</w:t>
+            </w:r>
+          </w:p>
+        </w:tc>
+      </w:tr>
+      <w:tr>
+        <w:trPr>
+          <w:cantSplit/>
+        </w:trPr>
+        <w:tc>
+          <w:tcPr>
+            <w:tcW w:type="dxa" w:w="1800"/>
+            <w:tcMar>
+              <w:top w:type="dxa" w:w="80"/>
+              <w:left w:type="dxa" w:w="100"/>
+              <w:bottom w:type="dxa" w:w="80"/>
+              <w:right w:type="dxa" w:w="100"/>
+            </w:tcMar>
+            <w:vAlign w:val="top"/>
+          </w:tcPr>
+          <w:p>
+            <w:pPr>
+              <w:spacing w:after="30"/>
             </w:pPr>
             <w:r>
               <w:rPr>
                 <w:b/>
                 <w:bCs/>
                 <w:color w:val="12355B"/>
-                <w:sz w:val="24"/>
-                <w:szCs w:val="24"/>
-              </w:rPr>
-              <w:t xml:space="preserve">Base 1 (b1)</w:t>
-            </w:r>
+                <w:sz w:val="21"/>
+                <w:szCs w:val="21"/>
+              </w:rPr>
+              <w:t xml:space="preserve">Base 2 (b2)</w:t>
+            </w:r>
+          </w:p>
+          <w:p>
+            <w:pPr>
+              <w:spacing w:after="0"/>
+            </w:pPr>
+            <w:r>
+              <w:rPr>
+                <w:i/>
+                <w:iCs/>
+                <w:color w:val="5F6F80"/>
+                <w:sz w:val="18"/>
+                <w:szCs w:val="18"/>
+              </w:rPr>
+              <w:t xml:space="preserve">Base 2 (b2)</w:t>
+            </w:r>
+          </w:p>
+        </w:tc>
+        <w:tc>
+          <w:tcPr>
+            <w:tcW w:type="dxa" w:w="3160"/>
+            <w:tcMar>
+              <w:top w:type="dxa" w:w="80"/>
+              <w:left w:type="dxa" w:w="100"/>
+              <w:bottom w:type="dxa" w:w="80"/>
+              <w:right w:type="dxa" w:w="100"/>
+            </w:tcMar>
+            <w:vAlign w:val="top"/>
+          </w:tcPr>
+          <w:p>
+            <w:pPr>
+              <w:spacing w:after="0"/>
+            </w:pPr>
+            <w:r>
+              <w:rPr>
+                <w:sz w:val="20"/>
+                <w:szCs w:val="20"/>
+              </w:rPr>
+              <w:t xml:space="preserve">The other parallel side of a trapezoid.</w:t>
+            </w:r>
+          </w:p>
+        </w:tc>
+        <w:tc>
+          <w:tcPr>
+            <w:tcW w:type="dxa" w:w="2200"/>
+            <w:tcMar>
+              <w:top w:type="dxa" w:w="80"/>
+              <w:left w:type="dxa" w:w="100"/>
+              <w:bottom w:type="dxa" w:w="80"/>
+              <w:right w:type="dxa" w:w="100"/>
+            </w:tcMar>
+            <w:vAlign w:val="top"/>
+          </w:tcPr>
+          <w:p>
+            <w:pPr>
+              <w:spacing w:after="40"/>
+            </w:pPr>
             <w:r>
               <w:rPr>
                 <w:i/>
@@ -840,89 +1220,41 @@
                 <w:sz w:val="19"/>
                 <w:szCs w:val="19"/>
               </w:rPr>
-              <w:t xml:space="preserve">   Base 1 (b1)</w:t>
-            </w:r>
-          </w:p>
+              <w:t xml:space="preserve">Not Base 2 (b2): write a counter-example that breaks the definition.</w:t>
+            </w:r>
+          </w:p>
+          <w:p>
+            <w:pPr>
+              <w:pBdr>
+                <w:bottom w:val="single" w:color="AFBECC" w:sz="6"/>
+              </w:pBdr>
+              <w:spacing w:after="30" w:before="150"/>
+            </w:pPr>
+            <w:r>
+              <w:t xml:space="preserve"/>
+            </w:r>
+          </w:p>
+        </w:tc>
+        <w:tc>
+          <w:tcPr>
+            <w:tcW w:type="dxa" w:w="2200"/>
+            <w:tcMar>
+              <w:top w:type="dxa" w:w="80"/>
+              <w:left w:type="dxa" w:w="100"/>
+              <w:bottom w:type="dxa" w:w="80"/>
+              <w:right w:type="dxa" w:w="100"/>
+            </w:tcMar>
+            <w:vAlign w:val="top"/>
+          </w:tcPr>
           <w:p>
             <w:pPr>
               <w:spacing w:after="40"/>
-            </w:pPr>
-            <w:r>
-              <w:rPr>
-                <w:sz w:val="21"/>
-                <w:szCs w:val="21"/>
-              </w:rPr>
-              <w:t xml:space="preserve">One of the two parallel sides of a trapezoid.</w:t>
-            </w:r>
-          </w:p>
-          <w:p>
-            <w:pPr>
-              <w:spacing w:after="0"/>
-            </w:pPr>
-            <w:r>
-              <w:rPr>
-                <w:b/>
-                <w:bCs/>
-                <w:color w:val="1FA6A2"/>
-                <w:sz w:val="18"/>
-                <w:szCs w:val="18"/>
-              </w:rPr>
-              <w:t xml:space="preserve">Example:  </w:t>
-            </w:r>
-            <w:r>
-              <w:rPr>
-                <w:i/>
-                <w:iCs/>
-                <w:color w:val="5F6F80"/>
-                <w:sz w:val="18"/>
-                <w:szCs w:val="18"/>
-              </w:rPr>
-              <w:t xml:space="preserve">If the bottom of the trapezoid is 10 ft, then b₁ = 10 ft in the formula A = ½(b₁ + b₂) × h</w:t>
-            </w:r>
-          </w:p>
-        </w:tc>
-      </w:tr>
-    </w:tbl>
-    <w:tbl>
-      <w:tblPr>
-        <w:tblW w:type="pct" w:w="100%"/>
-        <w:tblBorders>
-          <w:top w:val="none" w:color="FFFFFF" w:sz="0"/>
-          <w:left w:val="none" w:color="FFFFFF" w:sz="0"/>
-          <w:bottom w:val="single" w:color="C7D2DD" w:sz="4"/>
-          <w:right w:val="none" w:color="FFFFFF" w:sz="0"/>
-          <w:insideH w:val="none" w:color="FFFFFF" w:sz="0"/>
-          <w:insideV w:val="none" w:color="FFFFFF" w:sz="0"/>
-        </w:tblBorders>
-      </w:tblPr>
-      <w:tblGrid>
-        <w:gridCol w:w="1800"/>
-        <w:gridCol w:w="7560"/>
-      </w:tblGrid>
-      <w:tr>
-        <w:trPr>
-          <w:cantSplit/>
-        </w:trPr>
-        <w:tc>
-          <w:tcPr>
-            <w:tcW w:type="dxa" w:w="1800"/>
-            <w:tcMar>
-              <w:top w:type="dxa" w:w="100"/>
-              <w:left w:type="dxa" w:w="40"/>
-              <w:bottom w:type="dxa" w:w="100"/>
-              <w:right w:type="dxa" w:w="120"/>
-            </w:tcMar>
-            <w:vAlign w:val="center"/>
-          </w:tcPr>
-          <w:p>
-            <w:pPr>
-              <w:spacing w:after="0"/>
               <w:jc w:val="center"/>
             </w:pPr>
             <w:r>
               <w:drawing>
                 <wp:inline distT="0" distB="0" distL="0" distR="0">
-                  <wp:extent cx="1047750" cy="790575"/>
+                  <wp:extent cx="876300" cy="657225"/>
                   <wp:effectExtent t="0" r="0" b="0" l="0"/>
                   <wp:docPr id="1" name="" descr="" title=""/>
                   <wp:cNvGraphicFramePr>
@@ -947,7 +1279,7 @@
                         <pic:spPr bwMode="auto">
                           <a:xfrm>
                             <a:off x="0" y="0"/>
-                            <a:ext cx="1047750" cy="790575"/>
+                            <a:ext cx="876300" cy="657225"/>
                           </a:xfrm>
                           <a:prstGeom prst="rect">
                             <a:avLst/>
@@ -960,32 +1292,108 @@
               </w:drawing>
             </w:r>
           </w:p>
-        </w:tc>
-        <w:tc>
-          <w:tcPr>
-            <w:tcW w:type="dxa" w:w="7560"/>
-            <w:tcMar>
-              <w:top w:type="dxa" w:w="100"/>
-              <w:left w:type="dxa" w:w="40"/>
-              <w:bottom w:type="dxa" w:w="100"/>
-              <w:right w:type="dxa" w:w="40"/>
-            </w:tcMar>
-            <w:vAlign w:val="center"/>
-          </w:tcPr>
-          <w:p>
-            <w:pPr>
-              <w:spacing w:after="50"/>
+          <w:p>
+            <w:pPr>
+              <w:spacing w:after="0"/>
+            </w:pPr>
+            <w:r>
+              <w:rPr>
+                <w:i/>
+                <w:iCs/>
+                <w:color w:val="5F6F80"/>
+                <w:sz w:val="18"/>
+                <w:szCs w:val="18"/>
+              </w:rPr>
+              <w:t xml:space="preserve">If the top of the trapezoid is 6 ft, then b₂ = 6 ft; both bases are parallel to each other</w:t>
+            </w:r>
+          </w:p>
+        </w:tc>
+      </w:tr>
+      <w:tr>
+        <w:trPr>
+          <w:cantSplit/>
+        </w:trPr>
+        <w:tc>
+          <w:tcPr>
+            <w:tcW w:type="dxa" w:w="1800"/>
+            <w:tcMar>
+              <w:top w:type="dxa" w:w="80"/>
+              <w:left w:type="dxa" w:w="100"/>
+              <w:bottom w:type="dxa" w:w="80"/>
+              <w:right w:type="dxa" w:w="100"/>
+            </w:tcMar>
+            <w:vAlign w:val="top"/>
+          </w:tcPr>
+          <w:p>
+            <w:pPr>
+              <w:spacing w:after="30"/>
             </w:pPr>
             <w:r>
               <w:rPr>
                 <w:b/>
                 <w:bCs/>
                 <w:color w:val="12355B"/>
-                <w:sz w:val="24"/>
-                <w:szCs w:val="24"/>
-              </w:rPr>
-              <w:t xml:space="preserve">Base 2 (b2)</w:t>
-            </w:r>
+                <w:sz w:val="21"/>
+                <w:szCs w:val="21"/>
+              </w:rPr>
+              <w:t xml:space="preserve">Height</w:t>
+            </w:r>
+          </w:p>
+          <w:p>
+            <w:pPr>
+              <w:spacing w:after="0"/>
+            </w:pPr>
+            <w:r>
+              <w:rPr>
+                <w:i/>
+                <w:iCs/>
+                <w:color w:val="5F6F80"/>
+                <w:sz w:val="18"/>
+                <w:szCs w:val="18"/>
+              </w:rPr>
+              <w:t xml:space="preserve">Altura</w:t>
+            </w:r>
+          </w:p>
+        </w:tc>
+        <w:tc>
+          <w:tcPr>
+            <w:tcW w:type="dxa" w:w="3160"/>
+            <w:tcMar>
+              <w:top w:type="dxa" w:w="80"/>
+              <w:left w:type="dxa" w:w="100"/>
+              <w:bottom w:type="dxa" w:w="80"/>
+              <w:right w:type="dxa" w:w="100"/>
+            </w:tcMar>
+            <w:vAlign w:val="top"/>
+          </w:tcPr>
+          <w:p>
+            <w:pPr>
+              <w:spacing w:after="0"/>
+            </w:pPr>
+            <w:r>
+              <w:rPr>
+                <w:sz w:val="20"/>
+                <w:szCs w:val="20"/>
+              </w:rPr>
+              <w:t xml:space="preserve">The straight-up distance between the two parallel sides.</w:t>
+            </w:r>
+          </w:p>
+        </w:tc>
+        <w:tc>
+          <w:tcPr>
+            <w:tcW w:type="dxa" w:w="2200"/>
+            <w:tcMar>
+              <w:top w:type="dxa" w:w="80"/>
+              <w:left w:type="dxa" w:w="100"/>
+              <w:bottom w:type="dxa" w:w="80"/>
+              <w:right w:type="dxa" w:w="100"/>
+            </w:tcMar>
+            <w:vAlign w:val="top"/>
+          </w:tcPr>
+          <w:p>
+            <w:pPr>
+              <w:spacing w:after="40"/>
+            </w:pPr>
             <w:r>
               <w:rPr>
                 <w:i/>
@@ -994,89 +1402,41 @@
                 <w:sz w:val="19"/>
                 <w:szCs w:val="19"/>
               </w:rPr>
-              <w:t xml:space="preserve">   Base 2 (b2)</w:t>
-            </w:r>
-          </w:p>
+              <w:t xml:space="preserve">Not Height: write a counter-example that breaks the definition.</w:t>
+            </w:r>
+          </w:p>
+          <w:p>
+            <w:pPr>
+              <w:pBdr>
+                <w:bottom w:val="single" w:color="AFBECC" w:sz="6"/>
+              </w:pBdr>
+              <w:spacing w:after="30" w:before="150"/>
+            </w:pPr>
+            <w:r>
+              <w:t xml:space="preserve"/>
+            </w:r>
+          </w:p>
+        </w:tc>
+        <w:tc>
+          <w:tcPr>
+            <w:tcW w:type="dxa" w:w="2200"/>
+            <w:tcMar>
+              <w:top w:type="dxa" w:w="80"/>
+              <w:left w:type="dxa" w:w="100"/>
+              <w:bottom w:type="dxa" w:w="80"/>
+              <w:right w:type="dxa" w:w="100"/>
+            </w:tcMar>
+            <w:vAlign w:val="top"/>
+          </w:tcPr>
           <w:p>
             <w:pPr>
               <w:spacing w:after="40"/>
-            </w:pPr>
-            <w:r>
-              <w:rPr>
-                <w:sz w:val="21"/>
-                <w:szCs w:val="21"/>
-              </w:rPr>
-              <w:t xml:space="preserve">The other parallel side of a trapezoid.</w:t>
-            </w:r>
-          </w:p>
-          <w:p>
-            <w:pPr>
-              <w:spacing w:after="0"/>
-            </w:pPr>
-            <w:r>
-              <w:rPr>
-                <w:b/>
-                <w:bCs/>
-                <w:color w:val="1FA6A2"/>
-                <w:sz w:val="18"/>
-                <w:szCs w:val="18"/>
-              </w:rPr>
-              <w:t xml:space="preserve">Example:  </w:t>
-            </w:r>
-            <w:r>
-              <w:rPr>
-                <w:i/>
-                <w:iCs/>
-                <w:color w:val="5F6F80"/>
-                <w:sz w:val="18"/>
-                <w:szCs w:val="18"/>
-              </w:rPr>
-              <w:t xml:space="preserve">If the top of the trapezoid is 6 ft, then b₂ = 6 ft; both bases are parallel to each other</w:t>
-            </w:r>
-          </w:p>
-        </w:tc>
-      </w:tr>
-    </w:tbl>
-    <w:tbl>
-      <w:tblPr>
-        <w:tblW w:type="pct" w:w="100%"/>
-        <w:tblBorders>
-          <w:top w:val="none" w:color="FFFFFF" w:sz="0"/>
-          <w:left w:val="none" w:color="FFFFFF" w:sz="0"/>
-          <w:bottom w:val="single" w:color="C7D2DD" w:sz="4"/>
-          <w:right w:val="none" w:color="FFFFFF" w:sz="0"/>
-          <w:insideH w:val="none" w:color="FFFFFF" w:sz="0"/>
-          <w:insideV w:val="none" w:color="FFFFFF" w:sz="0"/>
-        </w:tblBorders>
-      </w:tblPr>
-      <w:tblGrid>
-        <w:gridCol w:w="1800"/>
-        <w:gridCol w:w="7560"/>
-      </w:tblGrid>
-      <w:tr>
-        <w:trPr>
-          <w:cantSplit/>
-        </w:trPr>
-        <w:tc>
-          <w:tcPr>
-            <w:tcW w:type="dxa" w:w="1800"/>
-            <w:tcMar>
-              <w:top w:type="dxa" w:w="100"/>
-              <w:left w:type="dxa" w:w="40"/>
-              <w:bottom w:type="dxa" w:w="100"/>
-              <w:right w:type="dxa" w:w="120"/>
-            </w:tcMar>
-            <w:vAlign w:val="center"/>
-          </w:tcPr>
-          <w:p>
-            <w:pPr>
-              <w:spacing w:after="0"/>
               <w:jc w:val="center"/>
             </w:pPr>
             <w:r>
               <w:drawing>
                 <wp:inline distT="0" distB="0" distL="0" distR="0">
-                  <wp:extent cx="1047750" cy="790575"/>
+                  <wp:extent cx="876300" cy="657225"/>
                   <wp:effectExtent t="0" r="0" b="0" l="0"/>
                   <wp:docPr id="1" name="" descr="" title=""/>
                   <wp:cNvGraphicFramePr>
@@ -1101,7 +1461,7 @@
                         <pic:spPr bwMode="auto">
                           <a:xfrm>
                             <a:off x="0" y="0"/>
-                            <a:ext cx="1047750" cy="790575"/>
+                            <a:ext cx="876300" cy="657225"/>
                           </a:xfrm>
                           <a:prstGeom prst="rect">
                             <a:avLst/>
@@ -1114,32 +1474,108 @@
               </w:drawing>
             </w:r>
           </w:p>
-        </w:tc>
-        <w:tc>
-          <w:tcPr>
-            <w:tcW w:type="dxa" w:w="7560"/>
-            <w:tcMar>
-              <w:top w:type="dxa" w:w="100"/>
-              <w:left w:type="dxa" w:w="40"/>
-              <w:bottom w:type="dxa" w:w="100"/>
-              <w:right w:type="dxa" w:w="40"/>
-            </w:tcMar>
-            <w:vAlign w:val="center"/>
-          </w:tcPr>
-          <w:p>
-            <w:pPr>
-              <w:spacing w:after="50"/>
+          <w:p>
+            <w:pPr>
+              <w:spacing w:after="0"/>
+            </w:pPr>
+            <w:r>
+              <w:rPr>
+                <w:i/>
+                <w:iCs/>
+                <w:color w:val="5F6F80"/>
+                <w:sz w:val="18"/>
+                <w:szCs w:val="18"/>
+              </w:rPr>
+              <w:t xml:space="preserve">A dashed vertical line from the top base straight down to the bottom base at a 90° angle — NOT the slanted side</w:t>
+            </w:r>
+          </w:p>
+        </w:tc>
+      </w:tr>
+      <w:tr>
+        <w:trPr>
+          <w:cantSplit/>
+        </w:trPr>
+        <w:tc>
+          <w:tcPr>
+            <w:tcW w:type="dxa" w:w="1800"/>
+            <w:tcMar>
+              <w:top w:type="dxa" w:w="80"/>
+              <w:left w:type="dxa" w:w="100"/>
+              <w:bottom w:type="dxa" w:w="80"/>
+              <w:right w:type="dxa" w:w="100"/>
+            </w:tcMar>
+            <w:vAlign w:val="top"/>
+          </w:tcPr>
+          <w:p>
+            <w:pPr>
+              <w:spacing w:after="30"/>
             </w:pPr>
             <w:r>
               <w:rPr>
                 <w:b/>
                 <w:bCs/>
                 <w:color w:val="12355B"/>
-                <w:sz w:val="24"/>
-                <w:szCs w:val="24"/>
-              </w:rPr>
-              <w:t xml:space="preserve">Height</w:t>
-            </w:r>
+                <w:sz w:val="21"/>
+                <w:szCs w:val="21"/>
+              </w:rPr>
+              <w:t xml:space="preserve">Perpendicular</w:t>
+            </w:r>
+          </w:p>
+          <w:p>
+            <w:pPr>
+              <w:spacing w:after="0"/>
+            </w:pPr>
+            <w:r>
+              <w:rPr>
+                <w:i/>
+                <w:iCs/>
+                <w:color w:val="5F6F80"/>
+                <w:sz w:val="18"/>
+                <w:szCs w:val="18"/>
+              </w:rPr>
+              <w:t xml:space="preserve">Perpendicular</w:t>
+            </w:r>
+          </w:p>
+        </w:tc>
+        <w:tc>
+          <w:tcPr>
+            <w:tcW w:type="dxa" w:w="3160"/>
+            <w:tcMar>
+              <w:top w:type="dxa" w:w="80"/>
+              <w:left w:type="dxa" w:w="100"/>
+              <w:bottom w:type="dxa" w:w="80"/>
+              <w:right w:type="dxa" w:w="100"/>
+            </w:tcMar>
+            <w:vAlign w:val="top"/>
+          </w:tcPr>
+          <w:p>
+            <w:pPr>
+              <w:spacing w:after="0"/>
+            </w:pPr>
+            <w:r>
+              <w:rPr>
+                <w:sz w:val="20"/>
+                <w:szCs w:val="20"/>
+              </w:rPr>
+              <w:t xml:space="preserve">Two lines that meet to make a square corner (90 degrees).</w:t>
+            </w:r>
+          </w:p>
+        </w:tc>
+        <w:tc>
+          <w:tcPr>
+            <w:tcW w:type="dxa" w:w="2200"/>
+            <w:tcMar>
+              <w:top w:type="dxa" w:w="80"/>
+              <w:left w:type="dxa" w:w="100"/>
+              <w:bottom w:type="dxa" w:w="80"/>
+              <w:right w:type="dxa" w:w="100"/>
+            </w:tcMar>
+            <w:vAlign w:val="top"/>
+          </w:tcPr>
+          <w:p>
+            <w:pPr>
+              <w:spacing w:after="40"/>
+            </w:pPr>
             <w:r>
               <w:rPr>
                 <w:i/>
@@ -1148,89 +1584,41 @@
                 <w:sz w:val="19"/>
                 <w:szCs w:val="19"/>
               </w:rPr>
-              <w:t xml:space="preserve">   Altura</w:t>
-            </w:r>
-          </w:p>
+              <w:t xml:space="preserve">Not Perpendicular: write a counter-example that breaks the definition.</w:t>
+            </w:r>
+          </w:p>
+          <w:p>
+            <w:pPr>
+              <w:pBdr>
+                <w:bottom w:val="single" w:color="AFBECC" w:sz="6"/>
+              </w:pBdr>
+              <w:spacing w:after="30" w:before="150"/>
+            </w:pPr>
+            <w:r>
+              <w:t xml:space="preserve"/>
+            </w:r>
+          </w:p>
+        </w:tc>
+        <w:tc>
+          <w:tcPr>
+            <w:tcW w:type="dxa" w:w="2200"/>
+            <w:tcMar>
+              <w:top w:type="dxa" w:w="80"/>
+              <w:left w:type="dxa" w:w="100"/>
+              <w:bottom w:type="dxa" w:w="80"/>
+              <w:right w:type="dxa" w:w="100"/>
+            </w:tcMar>
+            <w:vAlign w:val="top"/>
+          </w:tcPr>
           <w:p>
             <w:pPr>
               <w:spacing w:after="40"/>
-            </w:pPr>
-            <w:r>
-              <w:rPr>
-                <w:sz w:val="21"/>
-                <w:szCs w:val="21"/>
-              </w:rPr>
-              <w:t xml:space="preserve">The straight-up distance between the two parallel sides.</w:t>
-            </w:r>
-          </w:p>
-          <w:p>
-            <w:pPr>
-              <w:spacing w:after="0"/>
-            </w:pPr>
-            <w:r>
-              <w:rPr>
-                <w:b/>
-                <w:bCs/>
-                <w:color w:val="1FA6A2"/>
-                <w:sz w:val="18"/>
-                <w:szCs w:val="18"/>
-              </w:rPr>
-              <w:t xml:space="preserve">Example:  </w:t>
-            </w:r>
-            <w:r>
-              <w:rPr>
-                <w:i/>
-                <w:iCs/>
-                <w:color w:val="5F6F80"/>
-                <w:sz w:val="18"/>
-                <w:szCs w:val="18"/>
-              </w:rPr>
-              <w:t xml:space="preserve">A dashed vertical line from the top base straight down to the bottom base at a 90° angle — NOT the slanted side</w:t>
-            </w:r>
-          </w:p>
-        </w:tc>
-      </w:tr>
-    </w:tbl>
-    <w:tbl>
-      <w:tblPr>
-        <w:tblW w:type="pct" w:w="100%"/>
-        <w:tblBorders>
-          <w:top w:val="none" w:color="FFFFFF" w:sz="0"/>
-          <w:left w:val="none" w:color="FFFFFF" w:sz="0"/>
-          <w:bottom w:val="single" w:color="C7D2DD" w:sz="4"/>
-          <w:right w:val="none" w:color="FFFFFF" w:sz="0"/>
-          <w:insideH w:val="none" w:color="FFFFFF" w:sz="0"/>
-          <w:insideV w:val="none" w:color="FFFFFF" w:sz="0"/>
-        </w:tblBorders>
-      </w:tblPr>
-      <w:tblGrid>
-        <w:gridCol w:w="1800"/>
-        <w:gridCol w:w="7560"/>
-      </w:tblGrid>
-      <w:tr>
-        <w:trPr>
-          <w:cantSplit/>
-        </w:trPr>
-        <w:tc>
-          <w:tcPr>
-            <w:tcW w:type="dxa" w:w="1800"/>
-            <w:tcMar>
-              <w:top w:type="dxa" w:w="100"/>
-              <w:left w:type="dxa" w:w="40"/>
-              <w:bottom w:type="dxa" w:w="100"/>
-              <w:right w:type="dxa" w:w="120"/>
-            </w:tcMar>
-            <w:vAlign w:val="center"/>
-          </w:tcPr>
-          <w:p>
-            <w:pPr>
-              <w:spacing w:after="0"/>
               <w:jc w:val="center"/>
             </w:pPr>
             <w:r>
               <w:drawing>
                 <wp:inline distT="0" distB="0" distL="0" distR="0">
-                  <wp:extent cx="1047750" cy="790575"/>
+                  <wp:extent cx="876300" cy="657225"/>
                   <wp:effectExtent t="0" r="0" b="0" l="0"/>
                   <wp:docPr id="1" name="" descr="" title=""/>
                   <wp:cNvGraphicFramePr>
@@ -1255,7 +1643,7 @@
                         <pic:spPr bwMode="auto">
                           <a:xfrm>
                             <a:off x="0" y="0"/>
-                            <a:ext cx="1047750" cy="790575"/>
+                            <a:ext cx="876300" cy="657225"/>
                           </a:xfrm>
                           <a:prstGeom prst="rect">
                             <a:avLst/>
@@ -1268,32 +1656,108 @@
               </w:drawing>
             </w:r>
           </w:p>
-        </w:tc>
-        <w:tc>
-          <w:tcPr>
-            <w:tcW w:type="dxa" w:w="7560"/>
-            <w:tcMar>
-              <w:top w:type="dxa" w:w="100"/>
-              <w:left w:type="dxa" w:w="40"/>
-              <w:bottom w:type="dxa" w:w="100"/>
-              <w:right w:type="dxa" w:w="40"/>
-            </w:tcMar>
-            <w:vAlign w:val="center"/>
-          </w:tcPr>
-          <w:p>
-            <w:pPr>
-              <w:spacing w:after="50"/>
+          <w:p>
+            <w:pPr>
+              <w:spacing w:after="0"/>
+            </w:pPr>
+            <w:r>
+              <w:rPr>
+                <w:i/>
+                <w:iCs/>
+                <w:color w:val="5F6F80"/>
+                <w:sz w:val="18"/>
+                <w:szCs w:val="18"/>
+              </w:rPr>
+              <w:t xml:space="preserve">The dashed height meets the base at a square corner — the small 90° box is what makes it perpendicular, not slanted.</w:t>
+            </w:r>
+          </w:p>
+        </w:tc>
+      </w:tr>
+      <w:tr>
+        <w:trPr>
+          <w:cantSplit/>
+        </w:trPr>
+        <w:tc>
+          <w:tcPr>
+            <w:tcW w:type="dxa" w:w="1800"/>
+            <w:tcMar>
+              <w:top w:type="dxa" w:w="80"/>
+              <w:left w:type="dxa" w:w="100"/>
+              <w:bottom w:type="dxa" w:w="80"/>
+              <w:right w:type="dxa" w:w="100"/>
+            </w:tcMar>
+            <w:vAlign w:val="top"/>
+          </w:tcPr>
+          <w:p>
+            <w:pPr>
+              <w:spacing w:after="30"/>
             </w:pPr>
             <w:r>
               <w:rPr>
                 <w:b/>
                 <w:bCs/>
                 <w:color w:val="12355B"/>
-                <w:sz w:val="24"/>
-                <w:szCs w:val="24"/>
-              </w:rPr>
-              <w:t xml:space="preserve">Perpendicular</w:t>
-            </w:r>
+                <w:sz w:val="21"/>
+                <w:szCs w:val="21"/>
+              </w:rPr>
+              <w:t xml:space="preserve">Area</w:t>
+            </w:r>
+          </w:p>
+          <w:p>
+            <w:pPr>
+              <w:spacing w:after="0"/>
+            </w:pPr>
+            <w:r>
+              <w:rPr>
+                <w:i/>
+                <w:iCs/>
+                <w:color w:val="5F6F80"/>
+                <w:sz w:val="18"/>
+                <w:szCs w:val="18"/>
+              </w:rPr>
+              <w:t xml:space="preserve">Área</w:t>
+            </w:r>
+          </w:p>
+        </w:tc>
+        <w:tc>
+          <w:tcPr>
+            <w:tcW w:type="dxa" w:w="3160"/>
+            <w:tcMar>
+              <w:top w:type="dxa" w:w="80"/>
+              <w:left w:type="dxa" w:w="100"/>
+              <w:bottom w:type="dxa" w:w="80"/>
+              <w:right w:type="dxa" w:w="100"/>
+            </w:tcMar>
+            <w:vAlign w:val="top"/>
+          </w:tcPr>
+          <w:p>
+            <w:pPr>
+              <w:spacing w:after="0"/>
+            </w:pPr>
+            <w:r>
+              <w:rPr>
+                <w:sz w:val="20"/>
+                <w:szCs w:val="20"/>
+              </w:rPr>
+              <w:t xml:space="preserve">How much space is inside a flat shape.</w:t>
+            </w:r>
+          </w:p>
+        </w:tc>
+        <w:tc>
+          <w:tcPr>
+            <w:tcW w:type="dxa" w:w="2200"/>
+            <w:tcMar>
+              <w:top w:type="dxa" w:w="80"/>
+              <w:left w:type="dxa" w:w="100"/>
+              <w:bottom w:type="dxa" w:w="80"/>
+              <w:right w:type="dxa" w:w="100"/>
+            </w:tcMar>
+            <w:vAlign w:val="top"/>
+          </w:tcPr>
+          <w:p>
+            <w:pPr>
+              <w:spacing w:after="40"/>
+            </w:pPr>
             <w:r>
               <w:rPr>
                 <w:i/>
@@ -1302,89 +1766,41 @@
                 <w:sz w:val="19"/>
                 <w:szCs w:val="19"/>
               </w:rPr>
-              <w:t xml:space="preserve">   Perpendicular</w:t>
-            </w:r>
-          </w:p>
+              <w:t xml:space="preserve">Not Area: write a counter-example that breaks the definition.</w:t>
+            </w:r>
+          </w:p>
+          <w:p>
+            <w:pPr>
+              <w:pBdr>
+                <w:bottom w:val="single" w:color="AFBECC" w:sz="6"/>
+              </w:pBdr>
+              <w:spacing w:after="30" w:before="150"/>
+            </w:pPr>
+            <w:r>
+              <w:t xml:space="preserve"/>
+            </w:r>
+          </w:p>
+        </w:tc>
+        <w:tc>
+          <w:tcPr>
+            <w:tcW w:type="dxa" w:w="2200"/>
+            <w:tcMar>
+              <w:top w:type="dxa" w:w="80"/>
+              <w:left w:type="dxa" w:w="100"/>
+              <w:bottom w:type="dxa" w:w="80"/>
+              <w:right w:type="dxa" w:w="100"/>
+            </w:tcMar>
+            <w:vAlign w:val="top"/>
+          </w:tcPr>
           <w:p>
             <w:pPr>
               <w:spacing w:after="40"/>
-            </w:pPr>
-            <w:r>
-              <w:rPr>
-                <w:sz w:val="21"/>
-                <w:szCs w:val="21"/>
-              </w:rPr>
-              <w:t xml:space="preserve">Two lines that meet to make a square corner (90 degrees).</w:t>
-            </w:r>
-          </w:p>
-          <w:p>
-            <w:pPr>
-              <w:spacing w:after="0"/>
-            </w:pPr>
-            <w:r>
-              <w:rPr>
-                <w:b/>
-                <w:bCs/>
-                <w:color w:val="1FA6A2"/>
-                <w:sz w:val="18"/>
-                <w:szCs w:val="18"/>
-              </w:rPr>
-              <w:t xml:space="preserve">Example:  </w:t>
-            </w:r>
-            <w:r>
-              <w:rPr>
-                <w:i/>
-                <w:iCs/>
-                <w:color w:val="5F6F80"/>
-                <w:sz w:val="18"/>
-                <w:szCs w:val="18"/>
-              </w:rPr>
-              <w:t xml:space="preserve">The dashed height meets the base at a square corner — the small 90° box is what makes it perpendicular, not slanted.</w:t>
-            </w:r>
-          </w:p>
-        </w:tc>
-      </w:tr>
-    </w:tbl>
-    <w:tbl>
-      <w:tblPr>
-        <w:tblW w:type="pct" w:w="100%"/>
-        <w:tblBorders>
-          <w:top w:val="none" w:color="FFFFFF" w:sz="0"/>
-          <w:left w:val="none" w:color="FFFFFF" w:sz="0"/>
-          <w:bottom w:val="single" w:color="C7D2DD" w:sz="4"/>
-          <w:right w:val="none" w:color="FFFFFF" w:sz="0"/>
-          <w:insideH w:val="none" w:color="FFFFFF" w:sz="0"/>
-          <w:insideV w:val="none" w:color="FFFFFF" w:sz="0"/>
-        </w:tblBorders>
-      </w:tblPr>
-      <w:tblGrid>
-        <w:gridCol w:w="1800"/>
-        <w:gridCol w:w="7560"/>
-      </w:tblGrid>
-      <w:tr>
-        <w:trPr>
-          <w:cantSplit/>
-        </w:trPr>
-        <w:tc>
-          <w:tcPr>
-            <w:tcW w:type="dxa" w:w="1800"/>
-            <w:tcMar>
-              <w:top w:type="dxa" w:w="100"/>
-              <w:left w:type="dxa" w:w="40"/>
-              <w:bottom w:type="dxa" w:w="100"/>
-              <w:right w:type="dxa" w:w="120"/>
-            </w:tcMar>
-            <w:vAlign w:val="center"/>
-          </w:tcPr>
-          <w:p>
-            <w:pPr>
-              <w:spacing w:after="0"/>
               <w:jc w:val="center"/>
             </w:pPr>
             <w:r>
               <w:drawing>
                 <wp:inline distT="0" distB="0" distL="0" distR="0">
-                  <wp:extent cx="1047750" cy="790575"/>
+                  <wp:extent cx="876300" cy="657225"/>
                   <wp:effectExtent t="0" r="0" b="0" l="0"/>
                   <wp:docPr id="1" name="" descr="" title=""/>
                   <wp:cNvGraphicFramePr>
@@ -1409,7 +1825,7 @@
                         <pic:spPr bwMode="auto">
                           <a:xfrm>
                             <a:off x="0" y="0"/>
-                            <a:ext cx="1047750" cy="790575"/>
+                            <a:ext cx="876300" cy="657225"/>
                           </a:xfrm>
                           <a:prstGeom prst="rect">
                             <a:avLst/>
@@ -1422,32 +1838,108 @@
               </w:drawing>
             </w:r>
           </w:p>
-        </w:tc>
-        <w:tc>
-          <w:tcPr>
-            <w:tcW w:type="dxa" w:w="7560"/>
-            <w:tcMar>
-              <w:top w:type="dxa" w:w="100"/>
-              <w:left w:type="dxa" w:w="40"/>
-              <w:bottom w:type="dxa" w:w="100"/>
-              <w:right w:type="dxa" w:w="40"/>
-            </w:tcMar>
-            <w:vAlign w:val="center"/>
-          </w:tcPr>
-          <w:p>
-            <w:pPr>
-              <w:spacing w:after="50"/>
+          <w:p>
+            <w:pPr>
+              <w:spacing w:after="0"/>
+            </w:pPr>
+            <w:r>
+              <w:rPr>
+                <w:i/>
+                <w:iCs/>
+                <w:color w:val="5F6F80"/>
+                <w:sz w:val="18"/>
+                <w:szCs w:val="18"/>
+              </w:rPr>
+              <w:t xml:space="preserve">A trapezoid with b₁ = 10, b₂ = 6, h = 4 has area = ½(10 + 6) × 4 = 32 sq units</w:t>
+            </w:r>
+          </w:p>
+        </w:tc>
+      </w:tr>
+      <w:tr>
+        <w:trPr>
+          <w:cantSplit/>
+        </w:trPr>
+        <w:tc>
+          <w:tcPr>
+            <w:tcW w:type="dxa" w:w="1800"/>
+            <w:tcMar>
+              <w:top w:type="dxa" w:w="80"/>
+              <w:left w:type="dxa" w:w="100"/>
+              <w:bottom w:type="dxa" w:w="80"/>
+              <w:right w:type="dxa" w:w="100"/>
+            </w:tcMar>
+            <w:vAlign w:val="top"/>
+          </w:tcPr>
+          <w:p>
+            <w:pPr>
+              <w:spacing w:after="30"/>
             </w:pPr>
             <w:r>
               <w:rPr>
                 <w:b/>
                 <w:bCs/>
                 <w:color w:val="12355B"/>
-                <w:sz w:val="24"/>
-                <w:szCs w:val="24"/>
-              </w:rPr>
-              <w:t xml:space="preserve">Area</w:t>
-            </w:r>
+                <w:sz w:val="21"/>
+                <w:szCs w:val="21"/>
+              </w:rPr>
+              <w:t xml:space="preserve">Decompose</w:t>
+            </w:r>
+          </w:p>
+          <w:p>
+            <w:pPr>
+              <w:spacing w:after="0"/>
+            </w:pPr>
+            <w:r>
+              <w:rPr>
+                <w:i/>
+                <w:iCs/>
+                <w:color w:val="5F6F80"/>
+                <w:sz w:val="18"/>
+                <w:szCs w:val="18"/>
+              </w:rPr>
+              <w:t xml:space="preserve">Descomponer</w:t>
+            </w:r>
+          </w:p>
+        </w:tc>
+        <w:tc>
+          <w:tcPr>
+            <w:tcW w:type="dxa" w:w="3160"/>
+            <w:tcMar>
+              <w:top w:type="dxa" w:w="80"/>
+              <w:left w:type="dxa" w:w="100"/>
+              <w:bottom w:type="dxa" w:w="80"/>
+              <w:right w:type="dxa" w:w="100"/>
+            </w:tcMar>
+            <w:vAlign w:val="top"/>
+          </w:tcPr>
+          <w:p>
+            <w:pPr>
+              <w:spacing w:after="0"/>
+            </w:pPr>
+            <w:r>
+              <w:rPr>
+                <w:sz w:val="20"/>
+                <w:szCs w:val="20"/>
+              </w:rPr>
+              <w:t xml:space="preserve">Break a figure into simpler shapes.</w:t>
+            </w:r>
+          </w:p>
+        </w:tc>
+        <w:tc>
+          <w:tcPr>
+            <w:tcW w:type="dxa" w:w="2200"/>
+            <w:tcMar>
+              <w:top w:type="dxa" w:w="80"/>
+              <w:left w:type="dxa" w:w="100"/>
+              <w:bottom w:type="dxa" w:w="80"/>
+              <w:right w:type="dxa" w:w="100"/>
+            </w:tcMar>
+            <w:vAlign w:val="top"/>
+          </w:tcPr>
+          <w:p>
+            <w:pPr>
+              <w:spacing w:after="40"/>
+            </w:pPr>
             <w:r>
               <w:rPr>
                 <w:i/>
@@ -1456,89 +1948,41 @@
                 <w:sz w:val="19"/>
                 <w:szCs w:val="19"/>
               </w:rPr>
-              <w:t xml:space="preserve">   Área</w:t>
-            </w:r>
-          </w:p>
+              <w:t xml:space="preserve">Not Decompose: write a counter-example that breaks the definition.</w:t>
+            </w:r>
+          </w:p>
+          <w:p>
+            <w:pPr>
+              <w:pBdr>
+                <w:bottom w:val="single" w:color="AFBECC" w:sz="6"/>
+              </w:pBdr>
+              <w:spacing w:after="30" w:before="150"/>
+            </w:pPr>
+            <w:r>
+              <w:t xml:space="preserve"/>
+            </w:r>
+          </w:p>
+        </w:tc>
+        <w:tc>
+          <w:tcPr>
+            <w:tcW w:type="dxa" w:w="2200"/>
+            <w:tcMar>
+              <w:top w:type="dxa" w:w="80"/>
+              <w:left w:type="dxa" w:w="100"/>
+              <w:bottom w:type="dxa" w:w="80"/>
+              <w:right w:type="dxa" w:w="100"/>
+            </w:tcMar>
+            <w:vAlign w:val="top"/>
+          </w:tcPr>
           <w:p>
             <w:pPr>
               <w:spacing w:after="40"/>
-            </w:pPr>
-            <w:r>
-              <w:rPr>
-                <w:sz w:val="21"/>
-                <w:szCs w:val="21"/>
-              </w:rPr>
-              <w:t xml:space="preserve">How much space is inside a flat shape.</w:t>
-            </w:r>
-          </w:p>
-          <w:p>
-            <w:pPr>
-              <w:spacing w:after="0"/>
-            </w:pPr>
-            <w:r>
-              <w:rPr>
-                <w:b/>
-                <w:bCs/>
-                <w:color w:val="1FA6A2"/>
-                <w:sz w:val="18"/>
-                <w:szCs w:val="18"/>
-              </w:rPr>
-              <w:t xml:space="preserve">Example:  </w:t>
-            </w:r>
-            <w:r>
-              <w:rPr>
-                <w:i/>
-                <w:iCs/>
-                <w:color w:val="5F6F80"/>
-                <w:sz w:val="18"/>
-                <w:szCs w:val="18"/>
-              </w:rPr>
-              <w:t xml:space="preserve">A trapezoid with b₁ = 10, b₂ = 6, h = 4 has area = ½(10 + 6) × 4 = 32 sq units</w:t>
-            </w:r>
-          </w:p>
-        </w:tc>
-      </w:tr>
-    </w:tbl>
-    <w:tbl>
-      <w:tblPr>
-        <w:tblW w:type="pct" w:w="100%"/>
-        <w:tblBorders>
-          <w:top w:val="none" w:color="FFFFFF" w:sz="0"/>
-          <w:left w:val="none" w:color="FFFFFF" w:sz="0"/>
-          <w:bottom w:val="single" w:color="C7D2DD" w:sz="4"/>
-          <w:right w:val="none" w:color="FFFFFF" w:sz="0"/>
-          <w:insideH w:val="none" w:color="FFFFFF" w:sz="0"/>
-          <w:insideV w:val="none" w:color="FFFFFF" w:sz="0"/>
-        </w:tblBorders>
-      </w:tblPr>
-      <w:tblGrid>
-        <w:gridCol w:w="1800"/>
-        <w:gridCol w:w="7560"/>
-      </w:tblGrid>
-      <w:tr>
-        <w:trPr>
-          <w:cantSplit/>
-        </w:trPr>
-        <w:tc>
-          <w:tcPr>
-            <w:tcW w:type="dxa" w:w="1800"/>
-            <w:tcMar>
-              <w:top w:type="dxa" w:w="100"/>
-              <w:left w:type="dxa" w:w="40"/>
-              <w:bottom w:type="dxa" w:w="100"/>
-              <w:right w:type="dxa" w:w="120"/>
-            </w:tcMar>
-            <w:vAlign w:val="center"/>
-          </w:tcPr>
-          <w:p>
-            <w:pPr>
-              <w:spacing w:after="0"/>
               <w:jc w:val="center"/>
             </w:pPr>
             <w:r>
               <w:drawing>
                 <wp:inline distT="0" distB="0" distL="0" distR="0">
-                  <wp:extent cx="1047750" cy="790575"/>
+                  <wp:extent cx="876300" cy="657225"/>
                   <wp:effectExtent t="0" r="0" b="0" l="0"/>
                   <wp:docPr id="1" name="" descr="" title=""/>
                   <wp:cNvGraphicFramePr>
@@ -1563,7 +2007,7 @@
                         <pic:spPr bwMode="auto">
                           <a:xfrm>
                             <a:off x="0" y="0"/>
-                            <a:ext cx="1047750" cy="790575"/>
+                            <a:ext cx="876300" cy="657225"/>
                           </a:xfrm>
                           <a:prstGeom prst="rect">
                             <a:avLst/>
@@ -1576,32 +2020,108 @@
               </w:drawing>
             </w:r>
           </w:p>
-        </w:tc>
-        <w:tc>
-          <w:tcPr>
-            <w:tcW w:type="dxa" w:w="7560"/>
-            <w:tcMar>
-              <w:top w:type="dxa" w:w="100"/>
-              <w:left w:type="dxa" w:w="40"/>
-              <w:bottom w:type="dxa" w:w="100"/>
-              <w:right w:type="dxa" w:w="40"/>
-            </w:tcMar>
-            <w:vAlign w:val="center"/>
-          </w:tcPr>
-          <w:p>
-            <w:pPr>
-              <w:spacing w:after="50"/>
+          <w:p>
+            <w:pPr>
+              <w:spacing w:after="0"/>
+            </w:pPr>
+            <w:r>
+              <w:rPr>
+                <w:i/>
+                <w:iCs/>
+                <w:color w:val="5F6F80"/>
+                <w:sz w:val="18"/>
+                <w:szCs w:val="18"/>
+              </w:rPr>
+              <w:t xml:space="preserve">A trapezoid = a rectangle + 2 triangles.</w:t>
+            </w:r>
+          </w:p>
+        </w:tc>
+      </w:tr>
+      <w:tr>
+        <w:trPr>
+          <w:cantSplit/>
+        </w:trPr>
+        <w:tc>
+          <w:tcPr>
+            <w:tcW w:type="dxa" w:w="1800"/>
+            <w:tcMar>
+              <w:top w:type="dxa" w:w="80"/>
+              <w:left w:type="dxa" w:w="100"/>
+              <w:bottom w:type="dxa" w:w="80"/>
+              <w:right w:type="dxa" w:w="100"/>
+            </w:tcMar>
+            <w:vAlign w:val="top"/>
+          </w:tcPr>
+          <w:p>
+            <w:pPr>
+              <w:spacing w:after="30"/>
             </w:pPr>
             <w:r>
               <w:rPr>
                 <w:b/>
                 <w:bCs/>
                 <w:color w:val="12355B"/>
-                <w:sz w:val="24"/>
-                <w:szCs w:val="24"/>
-              </w:rPr>
-              <w:t xml:space="preserve">Decompose</w:t>
-            </w:r>
+                <w:sz w:val="21"/>
+                <w:szCs w:val="21"/>
+              </w:rPr>
+              <w:t xml:space="preserve">Right trapezoid</w:t>
+            </w:r>
+          </w:p>
+          <w:p>
+            <w:pPr>
+              <w:spacing w:after="0"/>
+            </w:pPr>
+            <w:r>
+              <w:rPr>
+                <w:i/>
+                <w:iCs/>
+                <w:color w:val="5F6F80"/>
+                <w:sz w:val="18"/>
+                <w:szCs w:val="18"/>
+              </w:rPr>
+              <w:t xml:space="preserve">Trapecio rectángulo</w:t>
+            </w:r>
+          </w:p>
+        </w:tc>
+        <w:tc>
+          <w:tcPr>
+            <w:tcW w:type="dxa" w:w="3160"/>
+            <w:tcMar>
+              <w:top w:type="dxa" w:w="80"/>
+              <w:left w:type="dxa" w:w="100"/>
+              <w:bottom w:type="dxa" w:w="80"/>
+              <w:right w:type="dxa" w:w="100"/>
+            </w:tcMar>
+            <w:vAlign w:val="top"/>
+          </w:tcPr>
+          <w:p>
+            <w:pPr>
+              <w:spacing w:after="0"/>
+            </w:pPr>
+            <w:r>
+              <w:rPr>
+                <w:sz w:val="20"/>
+                <w:szCs w:val="20"/>
+              </w:rPr>
+              <w:t xml:space="preserve">A trapezoid with two square corners.</w:t>
+            </w:r>
+          </w:p>
+        </w:tc>
+        <w:tc>
+          <w:tcPr>
+            <w:tcW w:type="dxa" w:w="2200"/>
+            <w:tcMar>
+              <w:top w:type="dxa" w:w="80"/>
+              <w:left w:type="dxa" w:w="100"/>
+              <w:bottom w:type="dxa" w:w="80"/>
+              <w:right w:type="dxa" w:w="100"/>
+            </w:tcMar>
+            <w:vAlign w:val="top"/>
+          </w:tcPr>
+          <w:p>
+            <w:pPr>
+              <w:spacing w:after="40"/>
+            </w:pPr>
             <w:r>
               <w:rPr>
                 <w:i/>
@@ -1610,89 +2130,41 @@
                 <w:sz w:val="19"/>
                 <w:szCs w:val="19"/>
               </w:rPr>
-              <w:t xml:space="preserve">   Descomponer</w:t>
-            </w:r>
-          </w:p>
+              <w:t xml:space="preserve">Not Right trapezoid: write a counter-example that breaks the definition.</w:t>
+            </w:r>
+          </w:p>
+          <w:p>
+            <w:pPr>
+              <w:pBdr>
+                <w:bottom w:val="single" w:color="AFBECC" w:sz="6"/>
+              </w:pBdr>
+              <w:spacing w:after="30" w:before="150"/>
+            </w:pPr>
+            <w:r>
+              <w:t xml:space="preserve"/>
+            </w:r>
+          </w:p>
+        </w:tc>
+        <w:tc>
+          <w:tcPr>
+            <w:tcW w:type="dxa" w:w="2200"/>
+            <w:tcMar>
+              <w:top w:type="dxa" w:w="80"/>
+              <w:left w:type="dxa" w:w="100"/>
+              <w:bottom w:type="dxa" w:w="80"/>
+              <w:right w:type="dxa" w:w="100"/>
+            </w:tcMar>
+            <w:vAlign w:val="top"/>
+          </w:tcPr>
           <w:p>
             <w:pPr>
               <w:spacing w:after="40"/>
-            </w:pPr>
-            <w:r>
-              <w:rPr>
-                <w:sz w:val="21"/>
-                <w:szCs w:val="21"/>
-              </w:rPr>
-              <w:t xml:space="preserve">Break a figure into simpler shapes.</w:t>
-            </w:r>
-          </w:p>
-          <w:p>
-            <w:pPr>
-              <w:spacing w:after="0"/>
-            </w:pPr>
-            <w:r>
-              <w:rPr>
-                <w:b/>
-                <w:bCs/>
-                <w:color w:val="1FA6A2"/>
-                <w:sz w:val="18"/>
-                <w:szCs w:val="18"/>
-              </w:rPr>
-              <w:t xml:space="preserve">Example:  </w:t>
-            </w:r>
-            <w:r>
-              <w:rPr>
-                <w:i/>
-                <w:iCs/>
-                <w:color w:val="5F6F80"/>
-                <w:sz w:val="18"/>
-                <w:szCs w:val="18"/>
-              </w:rPr>
-              <w:t xml:space="preserve">A trapezoid = a rectangle + 2 triangles.</w:t>
-            </w:r>
-          </w:p>
-        </w:tc>
-      </w:tr>
-    </w:tbl>
-    <w:tbl>
-      <w:tblPr>
-        <w:tblW w:type="pct" w:w="100%"/>
-        <w:tblBorders>
-          <w:top w:val="none" w:color="FFFFFF" w:sz="0"/>
-          <w:left w:val="none" w:color="FFFFFF" w:sz="0"/>
-          <w:bottom w:val="single" w:color="C7D2DD" w:sz="4"/>
-          <w:right w:val="none" w:color="FFFFFF" w:sz="0"/>
-          <w:insideH w:val="none" w:color="FFFFFF" w:sz="0"/>
-          <w:insideV w:val="none" w:color="FFFFFF" w:sz="0"/>
-        </w:tblBorders>
-      </w:tblPr>
-      <w:tblGrid>
-        <w:gridCol w:w="1800"/>
-        <w:gridCol w:w="7560"/>
-      </w:tblGrid>
-      <w:tr>
-        <w:trPr>
-          <w:cantSplit/>
-        </w:trPr>
-        <w:tc>
-          <w:tcPr>
-            <w:tcW w:type="dxa" w:w="1800"/>
-            <w:tcMar>
-              <w:top w:type="dxa" w:w="100"/>
-              <w:left w:type="dxa" w:w="40"/>
-              <w:bottom w:type="dxa" w:w="100"/>
-              <w:right w:type="dxa" w:w="120"/>
-            </w:tcMar>
-            <w:vAlign w:val="center"/>
-          </w:tcPr>
-          <w:p>
-            <w:pPr>
-              <w:spacing w:after="0"/>
               <w:jc w:val="center"/>
             </w:pPr>
             <w:r>
               <w:drawing>
                 <wp:inline distT="0" distB="0" distL="0" distR="0">
-                  <wp:extent cx="1047750" cy="790575"/>
+                  <wp:extent cx="876300" cy="657225"/>
                   <wp:effectExtent t="0" r="0" b="0" l="0"/>
                   <wp:docPr id="1" name="" descr="" title=""/>
                   <wp:cNvGraphicFramePr>
@@ -1717,7 +2189,7 @@
                         <pic:spPr bwMode="auto">
                           <a:xfrm>
                             <a:off x="0" y="0"/>
-                            <a:ext cx="1047750" cy="790575"/>
+                            <a:ext cx="876300" cy="657225"/>
                           </a:xfrm>
                           <a:prstGeom prst="rect">
                             <a:avLst/>
@@ -1730,69 +2202,10 @@
               </w:drawing>
             </w:r>
           </w:p>
-        </w:tc>
-        <w:tc>
-          <w:tcPr>
-            <w:tcW w:type="dxa" w:w="7560"/>
-            <w:tcMar>
-              <w:top w:type="dxa" w:w="100"/>
-              <w:left w:type="dxa" w:w="40"/>
-              <w:bottom w:type="dxa" w:w="100"/>
-              <w:right w:type="dxa" w:w="40"/>
-            </w:tcMar>
-            <w:vAlign w:val="center"/>
-          </w:tcPr>
-          <w:p>
-            <w:pPr>
-              <w:spacing w:after="50"/>
-            </w:pPr>
-            <w:r>
-              <w:rPr>
-                <w:b/>
-                <w:bCs/>
-                <w:color w:val="12355B"/>
-                <w:sz w:val="24"/>
-                <w:szCs w:val="24"/>
-              </w:rPr>
-              <w:t xml:space="preserve">Right trapezoid</w:t>
-            </w:r>
-            <w:r>
-              <w:rPr>
-                <w:i/>
-                <w:iCs/>
-                <w:color w:val="5F6F80"/>
-                <w:sz w:val="19"/>
-                <w:szCs w:val="19"/>
-              </w:rPr>
-              <w:t xml:space="preserve">   Trapecio rectángulo</w:t>
-            </w:r>
-          </w:p>
-          <w:p>
-            <w:pPr>
-              <w:spacing w:after="40"/>
-            </w:pPr>
-            <w:r>
-              <w:rPr>
-                <w:sz w:val="21"/>
-                <w:szCs w:val="21"/>
-              </w:rPr>
-              <w:t xml:space="preserve">A trapezoid with two square corners.</w:t>
-            </w:r>
-          </w:p>
           <w:p>
             <w:pPr>
               <w:spacing w:after="0"/>
             </w:pPr>
-            <w:r>
-              <w:rPr>
-                <w:b/>
-                <w:bCs/>
-                <w:color w:val="1FA6A2"/>
-                <w:sz w:val="18"/>
-                <w:szCs w:val="18"/>
-              </w:rPr>
-              <w:t xml:space="preserve">Example:  </w:t>
-            </w:r>
             <w:r>
               <w:rPr>
                 <w:i/>
@@ -3552,6 +3965,149 @@
         <w:t xml:space="preserve"/>
       </w:r>
     </w:p>
+    <w:p>
+      <w:pPr>
+        <w:spacing w:after="60"/>
+      </w:pPr>
+      <w:r>
+        <w:t xml:space="preserve"/>
+      </w:r>
+    </w:p>
+    <w:tbl>
+      <w:tblPr>
+        <w:tblW w:type="dxa" w:w="9360"/>
+        <w:tblBorders>
+          <w:top w:val="single" w:color="C7D2DD" w:sz="6"/>
+          <w:left w:val="single" w:color="C7D2DD" w:sz="6"/>
+          <w:bottom w:val="single" w:color="C7D2DD" w:sz="6"/>
+          <w:right w:val="single" w:color="C7D2DD" w:sz="6"/>
+          <w:insideH w:val="single" w:color="C7D2DD" w:sz="6"/>
+          <w:insideV w:val="single" w:color="C7D2DD" w:sz="6"/>
+        </w:tblBorders>
+      </w:tblPr>
+      <w:tblGrid>
+        <w:gridCol w:w="3120"/>
+        <w:gridCol w:w="3120"/>
+        <w:gridCol w:w="3120"/>
+      </w:tblGrid>
+      <w:tr>
+        <w:trPr>
+          <w:cantSplit/>
+          <w:tblHeader/>
+        </w:trPr>
+        <w:tc>
+          <w:tcPr>
+            <w:tcW w:type="dxa" w:w="9360"/>
+            <w:gridSpan w:val="3"/>
+            <w:shd w:fill="EEF4F8" w:color="auto" w:val="clear"/>
+            <w:tcMar>
+              <w:top w:type="dxa" w:w="60"/>
+              <w:left w:type="dxa" w:w="100"/>
+              <w:bottom w:type="dxa" w:w="60"/>
+              <w:right w:type="dxa" w:w="100"/>
+            </w:tcMar>
+          </w:tcPr>
+          <w:p>
+            <w:pPr>
+              <w:spacing w:after="0"/>
+            </w:pPr>
+            <w:r>
+              <w:rPr>
+                <w:b/>
+                <w:bCs/>
+                <w:color w:val="12355B"/>
+                <w:sz w:val="18"/>
+                <w:szCs w:val="18"/>
+              </w:rPr>
+              <w:t xml:space="preserve">EXIT CHECK · 3-POINT SELF-ASSESSMENT CHECKLIST</w:t>
+            </w:r>
+          </w:p>
+        </w:tc>
+      </w:tr>
+      <w:tr>
+        <w:trPr>
+          <w:cantSplit/>
+        </w:trPr>
+        <w:tc>
+          <w:tcPr>
+            <w:tcW w:type="dxa" w:w="3120"/>
+            <w:tcMar>
+              <w:top w:type="dxa" w:w="80"/>
+              <w:left w:type="dxa" w:w="100"/>
+              <w:bottom w:type="dxa" w:w="80"/>
+              <w:right w:type="dxa" w:w="100"/>
+            </w:tcMar>
+          </w:tcPr>
+          <w:p>
+            <w:pPr>
+              <w:spacing w:after="0"/>
+            </w:pPr>
+            <w:r>
+              <w:rPr>
+                <w:b/>
+                <w:bCs/>
+                <w:color w:val="1A2733"/>
+                <w:sz w:val="18"/>
+                <w:szCs w:val="18"/>
+              </w:rPr>
+              <w:t xml:space="preserve">☐ 1. Units &amp; Labels Verified</w:t>
+            </w:r>
+          </w:p>
+        </w:tc>
+        <w:tc>
+          <w:tcPr>
+            <w:tcW w:type="dxa" w:w="3120"/>
+            <w:tcMar>
+              <w:top w:type="dxa" w:w="80"/>
+              <w:left w:type="dxa" w:w="100"/>
+              <w:bottom w:type="dxa" w:w="80"/>
+              <w:right w:type="dxa" w:w="100"/>
+            </w:tcMar>
+          </w:tcPr>
+          <w:p>
+            <w:pPr>
+              <w:spacing w:after="0"/>
+            </w:pPr>
+            <w:r>
+              <w:rPr>
+                <w:b/>
+                <w:bCs/>
+                <w:color w:val="1A2733"/>
+                <w:sz w:val="18"/>
+                <w:szCs w:val="18"/>
+              </w:rPr>
+              <w:t xml:space="preserve">☐ 2. Reasoning Stated (Because / Although / Therefore)</w:t>
+            </w:r>
+          </w:p>
+        </w:tc>
+        <w:tc>
+          <w:tcPr>
+            <w:tcW w:type="dxa" w:w="3120"/>
+            <w:tcMar>
+              <w:top w:type="dxa" w:w="80"/>
+              <w:left w:type="dxa" w:w="100"/>
+              <w:bottom w:type="dxa" w:w="80"/>
+              <w:right w:type="dxa" w:w="100"/>
+            </w:tcMar>
+          </w:tcPr>
+          <w:p>
+            <w:pPr>
+              <w:spacing w:after="0"/>
+            </w:pPr>
+            <w:r>
+              <w:rPr>
+                <w:b/>
+                <w:bCs/>
+                <w:color w:val="1A2733"/>
+                <w:sz w:val="18"/>
+                <w:szCs w:val="18"/>
+              </w:rPr>
+              <w:t xml:space="preserve">☐ 3. Calculations Double-Checked</w:t>
+            </w:r>
+          </w:p>
+        </w:tc>
+      </w:tr>
+    </w:tbl>
     <w:p>
       <w:pPr>
         <w:pStyle w:val="Heading1"/>
